--- a/homework_5/Designing_DWH.docx
+++ b/homework_5/Designing_DWH.docx
@@ -32,8 +32,9 @@
           <w:bCs/>
           <w:sz w:val="28"/>
           <w:szCs w:val="28"/>
-        </w:rPr>
-        <w:t xml:space="preserve"> Data Warehouse</w:t>
+          <w:lang w:val="ru-RU"/>
+        </w:rPr>
+        <w:t xml:space="preserve"> </w:t>
       </w:r>
       <w:r>
         <w:rPr>
@@ -42,6 +43,37 @@
           <w:bCs/>
           <w:sz w:val="28"/>
           <w:szCs w:val="28"/>
+        </w:rPr>
+        <w:t>Data</w:t>
+      </w:r>
+      <w:r>
+        <w:rPr>
+          <w:rFonts w:ascii="Times New Roman" w:hAnsi="Times New Roman" w:cs="Times New Roman"/>
+          <w:b/>
+          <w:bCs/>
+          <w:sz w:val="28"/>
+          <w:szCs w:val="28"/>
+          <w:lang w:val="ru-RU"/>
+        </w:rPr>
+        <w:t xml:space="preserve"> </w:t>
+      </w:r>
+      <w:r>
+        <w:rPr>
+          <w:rFonts w:ascii="Times New Roman" w:hAnsi="Times New Roman" w:cs="Times New Roman"/>
+          <w:b/>
+          <w:bCs/>
+          <w:sz w:val="28"/>
+          <w:szCs w:val="28"/>
+        </w:rPr>
+        <w:t>Warehouse</w:t>
+      </w:r>
+      <w:r>
+        <w:rPr>
+          <w:rFonts w:ascii="Times New Roman" w:hAnsi="Times New Roman" w:cs="Times New Roman"/>
+          <w:b/>
+          <w:bCs/>
+          <w:sz w:val="28"/>
+          <w:szCs w:val="28"/>
           <w:lang w:val="ru-RU"/>
         </w:rPr>
         <w:t>.</w:t>
@@ -118,16 +150,7 @@
           <w:szCs w:val="24"/>
           <w:lang w:val="ru-RU"/>
         </w:rPr>
-        <w:t>“</w:t>
-      </w:r>
-      <w:r>
-        <w:rPr>
-          <w:rFonts w:ascii="Times New Roman" w:hAnsi="Times New Roman" w:cs="Times New Roman"/>
-          <w:sz w:val="24"/>
-          <w:szCs w:val="24"/>
-          <w:lang w:val="ru-RU"/>
-        </w:rPr>
-        <w:t>db</w:t>
+        <w:t>“db</w:t>
       </w:r>
       <w:r>
         <w:rPr>
@@ -145,25 +168,7 @@
           <w:szCs w:val="24"/>
           <w:lang w:val="ru-RU"/>
         </w:rPr>
-        <w:t>normalization_2</w:t>
-      </w:r>
-      <w:r>
-        <w:rPr>
-          <w:rFonts w:ascii="Times New Roman" w:hAnsi="Times New Roman" w:cs="Times New Roman"/>
-          <w:sz w:val="24"/>
-          <w:szCs w:val="24"/>
-          <w:lang w:val="ru-RU"/>
-        </w:rPr>
-        <w:t>”</w:t>
-      </w:r>
-      <w:r>
-        <w:rPr>
-          <w:rFonts w:ascii="Times New Roman" w:hAnsi="Times New Roman" w:cs="Times New Roman"/>
-          <w:sz w:val="24"/>
-          <w:szCs w:val="24"/>
-          <w:lang w:val="ru-RU"/>
-        </w:rPr>
-        <w:t xml:space="preserve"> была спроектирована операционная OLTP</w:t>
+        <w:t>normalization_2” была спроектирована операционная OLTP</w:t>
       </w:r>
       <w:r>
         <w:rPr>
@@ -272,18 +277,7 @@
           <w:szCs w:val="24"/>
           <w:lang w:val="ru-RU"/>
         </w:rPr>
-        <w:t>Бронирование и посещение групповых занятий</w:t>
-      </w:r>
-      <w:r>
-        <w:rPr>
-          <w:rFonts w:ascii="Times New Roman" w:hAnsi="Times New Roman" w:cs="Times New Roman"/>
-          <w:b/>
-          <w:bCs/>
-          <w:sz w:val="24"/>
-          <w:szCs w:val="24"/>
-          <w:lang w:val="ru-RU"/>
-        </w:rPr>
-        <w:t>”</w:t>
+        <w:t>Бронирование и посещение групповых занятий”</w:t>
       </w:r>
       <w:r>
         <w:rPr>
@@ -511,16 +505,7 @@
           <w:szCs w:val="24"/>
           <w:lang w:val="ru-RU"/>
         </w:rPr>
-        <w:t>На основе этого процесса можно отвечать на следующие бизнес-вопросы</w:t>
-      </w:r>
-      <w:r>
-        <w:rPr>
-          <w:rFonts w:ascii="Times New Roman" w:hAnsi="Times New Roman" w:cs="Times New Roman"/>
-          <w:sz w:val="24"/>
-          <w:szCs w:val="24"/>
-          <w:lang w:val="ru-RU"/>
-        </w:rPr>
-        <w:t>:</w:t>
+        <w:t>На основе этого процесса можно отвечать на следующие бизнес-вопросы:</w:t>
       </w:r>
     </w:p>
     <w:p>
@@ -630,7 +615,7 @@
           <w:rFonts w:ascii="Times New Roman" w:hAnsi="Times New Roman" w:cs="Times New Roman"/>
           <w:sz w:val="24"/>
           <w:szCs w:val="24"/>
-          <w:lang w:val="en-US"/>
+          <w:lang w:val="ru-RU"/>
         </w:rPr>
       </w:pPr>
       <w:r>
@@ -694,62 +679,7 @@
           <w:szCs w:val="24"/>
           <w:lang w:val="ru-RU"/>
         </w:rPr>
-        <w:t xml:space="preserve"> </w:t>
-      </w:r>
-      <w:r>
-        <w:rPr>
-          <w:rFonts w:ascii="Times New Roman" w:hAnsi="Times New Roman" w:cs="Times New Roman"/>
-          <w:b/>
-          <w:bCs/>
-          <w:sz w:val="24"/>
-          <w:szCs w:val="24"/>
-          <w:lang w:val="ru-RU"/>
-        </w:rPr>
-        <w:t>-</w:t>
-      </w:r>
-      <w:r>
-        <w:rPr>
-          <w:rFonts w:ascii="Times New Roman" w:hAnsi="Times New Roman" w:cs="Times New Roman"/>
-          <w:b/>
-          <w:bCs/>
-          <w:sz w:val="24"/>
-          <w:szCs w:val="24"/>
-          <w:lang w:val="ru-RU"/>
-        </w:rPr>
-        <w:t xml:space="preserve"> </w:t>
-      </w:r>
-      <w:r>
-        <w:rPr>
-          <w:rFonts w:ascii="Times New Roman" w:hAnsi="Times New Roman" w:cs="Times New Roman"/>
-          <w:b/>
-          <w:bCs/>
-          <w:sz w:val="24"/>
-          <w:szCs w:val="24"/>
-          <w:lang w:val="ru-RU"/>
-        </w:rPr>
-        <w:t>уровень</w:t>
-      </w:r>
-      <w:r>
-        <w:rPr>
-          <w:rFonts w:ascii="Times New Roman" w:hAnsi="Times New Roman" w:cs="Times New Roman"/>
-          <w:b/>
-          <w:bCs/>
-          <w:sz w:val="24"/>
-          <w:szCs w:val="24"/>
-          <w:lang w:val="ru-RU"/>
-        </w:rPr>
-        <w:t xml:space="preserve"> </w:t>
-      </w:r>
-      <w:r>
-        <w:rPr>
-          <w:rFonts w:ascii="Times New Roman" w:hAnsi="Times New Roman" w:cs="Times New Roman"/>
-          <w:b/>
-          <w:bCs/>
-          <w:sz w:val="24"/>
-          <w:szCs w:val="24"/>
-          <w:lang w:val="ru-RU"/>
-        </w:rPr>
-        <w:t>детализации</w:t>
+        <w:t xml:space="preserve"> - уровень детализации</w:t>
       </w:r>
     </w:p>
     <w:p>
@@ -872,6 +802,7 @@
         <w:tblpPr w:leftFromText="180" w:rightFromText="180" w:vertAnchor="text" w:horzAnchor="page" w:tblpX="651" w:tblpY="1586"/>
         <w:tblOverlap w:val="never"/>
         <w:tblW w:w="0" w:type="auto"/>
+        <w:tblLayout w:type="fixed"/>
         <w:tblLook w:val="04A0" w:firstRow="1" w:lastRow="0" w:firstColumn="1" w:lastColumn="0" w:noHBand="0" w:noVBand="1"/>
       </w:tblPr>
       <w:tblGrid>
@@ -881,12 +812,11 @@
       <w:tr>
         <w:tc>
           <w:tcPr>
-            <w:tcW w:w="0" w:type="auto"/>
+            <w:tcW w:w="2402" w:type="dxa"/>
             <w:shd w:val="clear" w:color="auto" w:fill="BDD6EE" w:themeFill="accent5" w:themeFillTint="66"/>
           </w:tcPr>
           <w:p>
             <w:pPr>
-              <w:jc w:val="center"/>
               <w:rPr>
                 <w:rFonts w:ascii="Times New Roman" w:hAnsi="Times New Roman" w:cs="Times New Roman"/>
                 <w:sz w:val="24"/>
@@ -907,7 +837,7 @@
         </w:tc>
         <w:tc>
           <w:tcPr>
-            <w:tcW w:w="0" w:type="auto"/>
+            <w:tcW w:w="5474" w:type="dxa"/>
             <w:shd w:val="clear" w:color="auto" w:fill="BDD6EE" w:themeFill="accent5" w:themeFillTint="66"/>
           </w:tcPr>
           <w:p>
@@ -955,12 +885,11 @@
       <w:tr>
         <w:tc>
           <w:tcPr>
-            <w:tcW w:w="0" w:type="auto"/>
-            <w:shd w:val="clear" w:color="auto" w:fill="D9E2F3" w:themeFill="accent1" w:themeFillTint="33"/>
-          </w:tcPr>
-          <w:p>
-            <w:pPr>
-              <w:jc w:val="center"/>
+            <w:tcW w:w="2402" w:type="dxa"/>
+            <w:shd w:val="clear" w:color="auto" w:fill="D9E2F3" w:themeFill="accent1" w:themeFillTint="33"/>
+          </w:tcPr>
+          <w:p>
+            <w:pPr>
               <w:rPr>
                 <w:rFonts w:ascii="Times New Roman" w:hAnsi="Times New Roman" w:cs="Times New Roman"/>
                 <w:sz w:val="24"/>
@@ -1003,7 +932,7 @@
         </w:tc>
         <w:tc>
           <w:tcPr>
-            <w:tcW w:w="0" w:type="auto"/>
+            <w:tcW w:w="5474" w:type="dxa"/>
             <w:shd w:val="clear" w:color="auto" w:fill="D9E2F3" w:themeFill="accent1" w:themeFillTint="33"/>
           </w:tcPr>
           <w:p>
@@ -1056,12 +985,11 @@
       <w:tr>
         <w:tc>
           <w:tcPr>
-            <w:tcW w:w="0" w:type="auto"/>
-            <w:shd w:val="clear" w:color="auto" w:fill="D9E2F3" w:themeFill="accent1" w:themeFillTint="33"/>
-          </w:tcPr>
-          <w:p>
-            <w:pPr>
-              <w:jc w:val="center"/>
+            <w:tcW w:w="2402" w:type="dxa"/>
+            <w:shd w:val="clear" w:color="auto" w:fill="D9E2F3" w:themeFill="accent1" w:themeFillTint="33"/>
+          </w:tcPr>
+          <w:p>
+            <w:pPr>
               <w:rPr>
                 <w:rFonts w:ascii="Times New Roman" w:hAnsi="Times New Roman" w:cs="Times New Roman"/>
                 <w:sz w:val="24"/>
@@ -1084,7 +1012,7 @@
         </w:tc>
         <w:tc>
           <w:tcPr>
-            <w:tcW w:w="0" w:type="auto"/>
+            <w:tcW w:w="5474" w:type="dxa"/>
             <w:shd w:val="clear" w:color="auto" w:fill="D9E2F3" w:themeFill="accent1" w:themeFillTint="33"/>
           </w:tcPr>
           <w:p>
@@ -1137,12 +1065,11 @@
       <w:tr>
         <w:tc>
           <w:tcPr>
-            <w:tcW w:w="0" w:type="auto"/>
-            <w:shd w:val="clear" w:color="auto" w:fill="D9E2F3" w:themeFill="accent1" w:themeFillTint="33"/>
-          </w:tcPr>
-          <w:p>
-            <w:pPr>
-              <w:jc w:val="center"/>
+            <w:tcW w:w="2402" w:type="dxa"/>
+            <w:shd w:val="clear" w:color="auto" w:fill="D9E2F3" w:themeFill="accent1" w:themeFillTint="33"/>
+          </w:tcPr>
+          <w:p>
+            <w:pPr>
               <w:rPr>
                 <w:rFonts w:ascii="Times New Roman" w:hAnsi="Times New Roman" w:cs="Times New Roman"/>
                 <w:sz w:val="24"/>
@@ -1165,7 +1092,7 @@
         </w:tc>
         <w:tc>
           <w:tcPr>
-            <w:tcW w:w="0" w:type="auto"/>
+            <w:tcW w:w="5474" w:type="dxa"/>
             <w:shd w:val="clear" w:color="auto" w:fill="D9E2F3" w:themeFill="accent1" w:themeFillTint="33"/>
           </w:tcPr>
           <w:p>
@@ -1195,7 +1122,25 @@
                 <w:szCs w:val="24"/>
                 <w:lang w:val="ru-RU"/>
               </w:rPr>
-              <w:t>( создания записи до даты занятия)</w:t>
+              <w:t xml:space="preserve">( </w:t>
+            </w:r>
+            <w:r>
+              <w:rPr>
+                <w:rFonts w:ascii="Times New Roman" w:hAnsi="Times New Roman" w:cs="Times New Roman"/>
+                <w:sz w:val="24"/>
+                <w:szCs w:val="24"/>
+                <w:lang w:val="ru-RU"/>
+              </w:rPr>
+              <w:t>Дней от с</w:t>
+            </w:r>
+            <w:r>
+              <w:rPr>
+                <w:rFonts w:ascii="Times New Roman" w:hAnsi="Times New Roman" w:cs="Times New Roman"/>
+                <w:sz w:val="24"/>
+                <w:szCs w:val="24"/>
+                <w:lang w:val="ru-RU"/>
+              </w:rPr>
+              <w:t>оздания записи до даты занятия)</w:t>
             </w:r>
           </w:p>
         </w:tc>
@@ -1203,12 +1148,11 @@
       <w:tr>
         <w:tc>
           <w:tcPr>
-            <w:tcW w:w="0" w:type="auto"/>
-            <w:shd w:val="clear" w:color="auto" w:fill="D9E2F3" w:themeFill="accent1" w:themeFillTint="33"/>
-          </w:tcPr>
-          <w:p>
-            <w:pPr>
-              <w:jc w:val="center"/>
+            <w:tcW w:w="2402" w:type="dxa"/>
+            <w:shd w:val="clear" w:color="auto" w:fill="D9E2F3" w:themeFill="accent1" w:themeFillTint="33"/>
+          </w:tcPr>
+          <w:p>
+            <w:pPr>
               <w:rPr>
                 <w:rFonts w:ascii="Times New Roman" w:hAnsi="Times New Roman" w:cs="Times New Roman"/>
                 <w:sz w:val="24"/>
@@ -1231,12 +1175,11 @@
         </w:tc>
         <w:tc>
           <w:tcPr>
-            <w:tcW w:w="0" w:type="auto"/>
-            <w:shd w:val="clear" w:color="auto" w:fill="D9E2F3" w:themeFill="accent1" w:themeFillTint="33"/>
-          </w:tcPr>
-          <w:p>
-            <w:pPr>
-              <w:jc w:val="center"/>
+            <w:tcW w:w="5474" w:type="dxa"/>
+            <w:shd w:val="clear" w:color="auto" w:fill="D9E2F3" w:themeFill="accent1" w:themeFillTint="33"/>
+          </w:tcPr>
+          <w:p>
+            <w:pPr>
               <w:rPr>
                 <w:rFonts w:ascii="Times New Roman" w:hAnsi="Times New Roman" w:cs="Times New Roman"/>
                 <w:sz w:val="24"/>
@@ -1285,12 +1228,11 @@
       <w:tr>
         <w:tc>
           <w:tcPr>
-            <w:tcW w:w="0" w:type="auto"/>
-            <w:shd w:val="clear" w:color="auto" w:fill="D9E2F3" w:themeFill="accent1" w:themeFillTint="33"/>
-          </w:tcPr>
-          <w:p>
-            <w:pPr>
-              <w:jc w:val="center"/>
+            <w:tcW w:w="2402" w:type="dxa"/>
+            <w:shd w:val="clear" w:color="auto" w:fill="D9E2F3" w:themeFill="accent1" w:themeFillTint="33"/>
+          </w:tcPr>
+          <w:p>
+            <w:pPr>
               <w:rPr>
                 <w:rFonts w:ascii="Times New Roman" w:hAnsi="Times New Roman" w:cs="Times New Roman"/>
                 <w:sz w:val="24"/>
@@ -1313,109 +1255,80 @@
         </w:tc>
         <w:tc>
           <w:tcPr>
-            <w:tcW w:w="0" w:type="auto"/>
-            <w:shd w:val="clear" w:color="auto" w:fill="D9E2F3" w:themeFill="accent1" w:themeFillTint="33"/>
-          </w:tcPr>
-          <w:p>
-            <w:pPr>
-              <w:jc w:val="center"/>
-              <w:rPr>
-                <w:rFonts w:ascii="Times New Roman" w:hAnsi="Times New Roman" w:cs="Times New Roman"/>
-                <w:sz w:val="24"/>
-                <w:szCs w:val="24"/>
-                <w:lang w:val="ru-RU"/>
-              </w:rPr>
-            </w:pPr>
+            <w:tcW w:w="5474" w:type="dxa"/>
+            <w:shd w:val="clear" w:color="auto" w:fill="D9E2F3" w:themeFill="accent1" w:themeFillTint="33"/>
+          </w:tcPr>
+          <w:p>
+            <w:pPr>
+              <w:rPr>
+                <w:rFonts w:ascii="Times New Roman" w:hAnsi="Times New Roman" w:cs="Times New Roman"/>
+                <w:sz w:val="24"/>
+                <w:szCs w:val="24"/>
+                <w:lang w:val="ru-RU"/>
+              </w:rPr>
+            </w:pPr>
+            <w:r>
+              <w:rPr>
+                <w:rFonts w:ascii="Times New Roman" w:hAnsi="Times New Roman" w:cs="Times New Roman"/>
+                <w:sz w:val="24"/>
+                <w:szCs w:val="24"/>
+                <w:lang w:val="en-US"/>
+              </w:rPr>
+              <w:t>is</w:t>
+            </w:r>
+            <w:r>
+              <w:rPr>
+                <w:rFonts w:ascii="Times New Roman" w:hAnsi="Times New Roman" w:cs="Times New Roman"/>
+                <w:sz w:val="24"/>
+                <w:szCs w:val="24"/>
+                <w:lang w:val="ru-RU"/>
+              </w:rPr>
+              <w:t>_</w:t>
+            </w:r>
+            <w:r>
+              <w:rPr>
+                <w:rFonts w:ascii="Times New Roman" w:hAnsi="Times New Roman" w:cs="Times New Roman"/>
+                <w:sz w:val="24"/>
+                <w:szCs w:val="24"/>
+                <w:lang w:val="en-US"/>
+              </w:rPr>
+              <w:t>confirmed</w:t>
+            </w:r>
+            <w:r>
+              <w:rPr>
+                <w:rFonts w:ascii="Times New Roman" w:hAnsi="Times New Roman" w:cs="Times New Roman"/>
+                <w:sz w:val="24"/>
+                <w:szCs w:val="24"/>
+                <w:lang w:val="ru-RU"/>
+              </w:rPr>
+              <w:t>(</w:t>
+            </w:r>
+            <w:r>
+              <w:rPr>
+                <w:rFonts w:ascii="Times New Roman" w:hAnsi="Times New Roman" w:cs="Times New Roman"/>
+                <w:sz w:val="24"/>
+                <w:szCs w:val="24"/>
+                <w:lang w:val="ru-RU"/>
+              </w:rPr>
+              <w:t xml:space="preserve"> Факт подтверждения записи</w:t>
+            </w:r>
+            <w:r>
+              <w:rPr>
+                <w:rFonts w:ascii="Times New Roman" w:hAnsi="Times New Roman" w:cs="Times New Roman"/>
+                <w:sz w:val="24"/>
+                <w:szCs w:val="24"/>
+                <w:lang w:val="ru-RU"/>
+              </w:rPr>
+              <w:t>)</w:t>
+            </w:r>
           </w:p>
         </w:tc>
       </w:tr>
     </w:tbl>
-    <w:p>
-      <w:pPr>
-        <w:rPr>
-          <w:rFonts w:ascii="Times New Roman" w:hAnsi="Times New Roman" w:cs="Times New Roman"/>
-          <w:sz w:val="24"/>
-          <w:szCs w:val="24"/>
-          <w:lang w:val="ru-RU"/>
-        </w:rPr>
-      </w:pPr>
-      <w:r>
-        <w:rPr>
-          <w:rFonts w:ascii="Times New Roman" w:hAnsi="Times New Roman" w:cs="Times New Roman"/>
-          <w:sz w:val="24"/>
-          <w:szCs w:val="24"/>
-          <w:lang w:val="ru-RU"/>
-        </w:rPr>
-        <w:t xml:space="preserve"> </w:t>
-      </w:r>
-      <w:r>
-        <w:rPr>
-          <w:rFonts w:ascii="Times New Roman" w:hAnsi="Times New Roman" w:cs="Times New Roman"/>
-          <w:sz w:val="24"/>
-          <w:szCs w:val="24"/>
-          <w:lang w:val="ru-RU"/>
-        </w:rPr>
-        <w:t xml:space="preserve">Такой </w:t>
-      </w:r>
-      <w:r>
-        <w:rPr>
-          <w:rFonts w:ascii="Times New Roman" w:hAnsi="Times New Roman" w:cs="Times New Roman"/>
-          <w:sz w:val="24"/>
-          <w:szCs w:val="24"/>
-          <w:lang w:val="en-US"/>
-        </w:rPr>
-        <w:t>Grain</w:t>
-      </w:r>
-      <w:r>
-        <w:rPr>
-          <w:rFonts w:ascii="Times New Roman" w:hAnsi="Times New Roman" w:cs="Times New Roman"/>
-          <w:sz w:val="24"/>
-          <w:szCs w:val="24"/>
-          <w:lang w:val="ru-RU"/>
-        </w:rPr>
-        <w:t xml:space="preserve"> позволяет в</w:t>
-      </w:r>
-      <w:r>
-        <w:rPr>
-          <w:rFonts w:ascii="Times New Roman" w:hAnsi="Times New Roman" w:cs="Times New Roman"/>
-          <w:sz w:val="24"/>
-          <w:szCs w:val="24"/>
-          <w:lang w:val="ru-RU"/>
-        </w:rPr>
-        <w:t>ыполнять агрегации по клиентам, занятиям, тренерам, датам и абонементам</w:t>
-      </w:r>
-      <w:r>
-        <w:rPr>
-          <w:rFonts w:ascii="Times New Roman" w:hAnsi="Times New Roman" w:cs="Times New Roman"/>
-          <w:sz w:val="24"/>
-          <w:szCs w:val="24"/>
-          <w:lang w:val="ru-RU"/>
-        </w:rPr>
-        <w:t>, а</w:t>
-      </w:r>
-      <w:r>
-        <w:rPr>
-          <w:rFonts w:ascii="Times New Roman" w:hAnsi="Times New Roman" w:cs="Times New Roman"/>
-          <w:sz w:val="24"/>
-          <w:szCs w:val="24"/>
-          <w:lang w:val="ru-RU"/>
-        </w:rPr>
-        <w:t>нализировать как подтверждённые, так и отменённые записи</w:t>
-      </w:r>
-      <w:r>
-        <w:rPr>
-          <w:rFonts w:ascii="Times New Roman" w:hAnsi="Times New Roman" w:cs="Times New Roman"/>
-          <w:sz w:val="24"/>
-          <w:szCs w:val="24"/>
-          <w:lang w:val="ru-RU"/>
-        </w:rPr>
-        <w:t>.</w:t>
-      </w:r>
-    </w:p>
     <w:tbl>
       <w:tblPr>
         <w:tblStyle w:val="a4"/>
-        <w:tblpPr w:leftFromText="180" w:rightFromText="180" w:vertAnchor="text" w:horzAnchor="page" w:tblpX="8711" w:tblpY="374"/>
+        <w:tblpPr w:leftFromText="180" w:rightFromText="180" w:vertAnchor="text" w:horzAnchor="page" w:tblpX="8871" w:tblpY="690"/>
         <w:tblW w:w="0" w:type="auto"/>
         <w:tblLook w:val="04A0" w:firstRow="1" w:lastRow="0" w:firstColumn="1" w:lastColumn="0" w:noHBand="0" w:noVBand="1"/>
       </w:tblPr>
@@ -1431,7 +1344,6 @@
           <w:p>
             <w:pPr>
               <w:ind w:firstLine="720"/>
-              <w:jc w:val="center"/>
               <w:rPr>
                 <w:rFonts w:ascii="Times New Roman" w:hAnsi="Times New Roman" w:cs="Times New Roman"/>
                 <w:sz w:val="24"/>
@@ -1766,6 +1678,35 @@
                 <w:rFonts w:ascii="Times New Roman" w:hAnsi="Times New Roman" w:cs="Times New Roman"/>
                 <w:sz w:val="24"/>
                 <w:szCs w:val="24"/>
+                <w:lang w:val="en-US"/>
+              </w:rPr>
+            </w:pPr>
+            <w:proofErr w:type="spellStart"/>
+            <w:r>
+              <w:rPr>
+                <w:rFonts w:ascii="Times New Roman" w:hAnsi="Times New Roman" w:cs="Times New Roman"/>
+                <w:sz w:val="24"/>
+                <w:szCs w:val="24"/>
+                <w:lang w:val="en-US"/>
+              </w:rPr>
+              <w:t>is_confirmed</w:t>
+            </w:r>
+            <w:proofErr w:type="spellEnd"/>
+          </w:p>
+        </w:tc>
+      </w:tr>
+      <w:tr>
+        <w:tc>
+          <w:tcPr>
+            <w:tcW w:w="0" w:type="auto"/>
+            <w:shd w:val="clear" w:color="auto" w:fill="FFF2CC" w:themeFill="accent4" w:themeFillTint="33"/>
+          </w:tcPr>
+          <w:p>
+            <w:pPr>
+              <w:rPr>
+                <w:rFonts w:ascii="Times New Roman" w:hAnsi="Times New Roman" w:cs="Times New Roman"/>
+                <w:sz w:val="24"/>
+                <w:szCs w:val="24"/>
                 <w:lang w:val="ru-RU"/>
               </w:rPr>
             </w:pPr>
@@ -1817,6 +1758,88 @@
       <w:pPr>
         <w:rPr>
           <w:rFonts w:ascii="Times New Roman" w:hAnsi="Times New Roman" w:cs="Times New Roman"/>
+          <w:sz w:val="24"/>
+          <w:szCs w:val="24"/>
+          <w:lang w:val="ru-RU"/>
+        </w:rPr>
+      </w:pPr>
+      <w:r>
+        <w:rPr>
+          <w:rFonts w:ascii="Times New Roman" w:hAnsi="Times New Roman" w:cs="Times New Roman"/>
+          <w:sz w:val="24"/>
+          <w:szCs w:val="24"/>
+          <w:lang w:val="ru-RU"/>
+        </w:rPr>
+        <w:t xml:space="preserve"> </w:t>
+      </w:r>
+      <w:r>
+        <w:rPr>
+          <w:rFonts w:ascii="Times New Roman" w:hAnsi="Times New Roman" w:cs="Times New Roman"/>
+          <w:sz w:val="24"/>
+          <w:szCs w:val="24"/>
+          <w:lang w:val="ru-RU"/>
+        </w:rPr>
+        <w:t xml:space="preserve">Такой </w:t>
+      </w:r>
+      <w:r>
+        <w:rPr>
+          <w:rFonts w:ascii="Times New Roman" w:hAnsi="Times New Roman" w:cs="Times New Roman"/>
+          <w:sz w:val="24"/>
+          <w:szCs w:val="24"/>
+          <w:lang w:val="en-US"/>
+        </w:rPr>
+        <w:t>Grain</w:t>
+      </w:r>
+      <w:r>
+        <w:rPr>
+          <w:rFonts w:ascii="Times New Roman" w:hAnsi="Times New Roman" w:cs="Times New Roman"/>
+          <w:sz w:val="24"/>
+          <w:szCs w:val="24"/>
+          <w:lang w:val="ru-RU"/>
+        </w:rPr>
+        <w:t xml:space="preserve"> позволяет в</w:t>
+      </w:r>
+      <w:r>
+        <w:rPr>
+          <w:rFonts w:ascii="Times New Roman" w:hAnsi="Times New Roman" w:cs="Times New Roman"/>
+          <w:sz w:val="24"/>
+          <w:szCs w:val="24"/>
+          <w:lang w:val="ru-RU"/>
+        </w:rPr>
+        <w:t>ыполнять агрегации по клиентам, занятиям, тренерам, датам и абонементам</w:t>
+      </w:r>
+      <w:r>
+        <w:rPr>
+          <w:rFonts w:ascii="Times New Roman" w:hAnsi="Times New Roman" w:cs="Times New Roman"/>
+          <w:sz w:val="24"/>
+          <w:szCs w:val="24"/>
+          <w:lang w:val="ru-RU"/>
+        </w:rPr>
+        <w:t>, а</w:t>
+      </w:r>
+      <w:r>
+        <w:rPr>
+          <w:rFonts w:ascii="Times New Roman" w:hAnsi="Times New Roman" w:cs="Times New Roman"/>
+          <w:sz w:val="24"/>
+          <w:szCs w:val="24"/>
+          <w:lang w:val="ru-RU"/>
+        </w:rPr>
+        <w:t>нализировать как подтверждённые, так и отменённые записи</w:t>
+      </w:r>
+      <w:r>
+        <w:rPr>
+          <w:rFonts w:ascii="Times New Roman" w:hAnsi="Times New Roman" w:cs="Times New Roman"/>
+          <w:sz w:val="24"/>
+          <w:szCs w:val="24"/>
+          <w:lang w:val="ru-RU"/>
+        </w:rPr>
+        <w:t>.</w:t>
+      </w:r>
+    </w:p>
+    <w:p>
+      <w:pPr>
+        <w:rPr>
+          <w:rFonts w:ascii="Times New Roman" w:hAnsi="Times New Roman" w:cs="Times New Roman"/>
           <w:b/>
           <w:bCs/>
           <w:sz w:val="24"/>
@@ -1848,18 +1871,17 @@
     </w:p>
     <w:p>
       <w:pPr>
+        <w:pStyle w:val="a3"/>
+        <w:ind w:left="502"/>
         <w:rPr>
           <w:rFonts w:ascii="Times New Roman" w:hAnsi="Times New Roman" w:cs="Times New Roman"/>
           <w:b/>
           <w:bCs/>
           <w:sz w:val="24"/>
           <w:szCs w:val="24"/>
-          <w:lang w:val="ru-RU"/>
-        </w:rPr>
-      </w:pPr>
-    </w:p>
-    <w:p>
-      <w:pPr>
+        </w:rPr>
+      </w:pPr>
+      <w:r>
         <w:rPr>
           <w:rFonts w:ascii="Times New Roman" w:hAnsi="Times New Roman" w:cs="Times New Roman"/>
           <w:b/>
@@ -1868,30 +1890,6 @@
           <w:szCs w:val="24"/>
           <w:lang w:val="ru-RU"/>
         </w:rPr>
-      </w:pPr>
-    </w:p>
-    <w:p>
-      <w:pPr>
-        <w:pStyle w:val="a3"/>
-        <w:ind w:left="502"/>
-        <w:rPr>
-          <w:rFonts w:ascii="Times New Roman" w:hAnsi="Times New Roman" w:cs="Times New Roman"/>
-          <w:b/>
-          <w:bCs/>
-          <w:sz w:val="24"/>
-          <w:szCs w:val="24"/>
-        </w:rPr>
-      </w:pPr>
-      <w:r>
-        <w:rPr>
-          <w:rFonts w:ascii="Times New Roman" w:hAnsi="Times New Roman" w:cs="Times New Roman"/>
-          <w:b/>
-          <w:bCs/>
-          <w:sz w:val="24"/>
-          <w:szCs w:val="24"/>
-          <w:lang w:val="ru-RU"/>
-        </w:rPr>
-        <w:lastRenderedPageBreak/>
         <w:t>Таблицы</w:t>
       </w:r>
       <w:r>
@@ -2224,17 +2222,232 @@
           </w:p>
         </w:tc>
       </w:tr>
+      <w:tr>
+        <w:tc>
+          <w:tcPr>
+            <w:tcW w:w="0" w:type="auto"/>
+            <w:shd w:val="clear" w:color="auto" w:fill="D9E2F3" w:themeFill="accent1" w:themeFillTint="33"/>
+          </w:tcPr>
+          <w:p>
+            <w:pPr>
+              <w:rPr>
+                <w:rFonts w:ascii="Times New Roman" w:hAnsi="Times New Roman" w:cs="Times New Roman"/>
+                <w:sz w:val="24"/>
+                <w:szCs w:val="24"/>
+                <w:lang w:val="en-US"/>
+              </w:rPr>
+            </w:pPr>
+            <w:r>
+              <w:rPr>
+                <w:rFonts w:ascii="Times New Roman" w:hAnsi="Times New Roman" w:cs="Times New Roman"/>
+                <w:sz w:val="24"/>
+                <w:szCs w:val="24"/>
+                <w:lang w:val="en-US"/>
+              </w:rPr>
+              <w:t>year</w:t>
+            </w:r>
+          </w:p>
+        </w:tc>
+        <w:tc>
+          <w:tcPr>
+            <w:tcW w:w="0" w:type="auto"/>
+            <w:shd w:val="clear" w:color="auto" w:fill="D9E2F3" w:themeFill="accent1" w:themeFillTint="33"/>
+          </w:tcPr>
+          <w:p>
+            <w:pPr>
+              <w:rPr>
+                <w:rFonts w:ascii="Times New Roman" w:hAnsi="Times New Roman" w:cs="Times New Roman"/>
+                <w:sz w:val="24"/>
+                <w:szCs w:val="24"/>
+                <w:lang w:val="ru-RU"/>
+              </w:rPr>
+            </w:pPr>
+            <w:r>
+              <w:rPr>
+                <w:rFonts w:ascii="Times New Roman" w:hAnsi="Times New Roman" w:cs="Times New Roman"/>
+                <w:sz w:val="24"/>
+                <w:szCs w:val="24"/>
+                <w:lang w:val="ru-RU"/>
+              </w:rPr>
+              <w:t>Год</w:t>
+            </w:r>
+          </w:p>
+        </w:tc>
+      </w:tr>
+      <w:tr>
+        <w:tc>
+          <w:tcPr>
+            <w:tcW w:w="0" w:type="auto"/>
+            <w:shd w:val="clear" w:color="auto" w:fill="D9E2F3" w:themeFill="accent1" w:themeFillTint="33"/>
+          </w:tcPr>
+          <w:p>
+            <w:pPr>
+              <w:rPr>
+                <w:rFonts w:ascii="Times New Roman" w:hAnsi="Times New Roman" w:cs="Times New Roman"/>
+                <w:sz w:val="24"/>
+                <w:szCs w:val="24"/>
+                <w:lang w:val="en-US"/>
+              </w:rPr>
+            </w:pPr>
+            <w:r>
+              <w:rPr>
+                <w:rFonts w:ascii="Times New Roman" w:hAnsi="Times New Roman" w:cs="Times New Roman"/>
+                <w:sz w:val="24"/>
+                <w:szCs w:val="24"/>
+                <w:lang w:val="en-US"/>
+              </w:rPr>
+              <w:t>month</w:t>
+            </w:r>
+          </w:p>
+        </w:tc>
+        <w:tc>
+          <w:tcPr>
+            <w:tcW w:w="0" w:type="auto"/>
+            <w:shd w:val="clear" w:color="auto" w:fill="D9E2F3" w:themeFill="accent1" w:themeFillTint="33"/>
+          </w:tcPr>
+          <w:p>
+            <w:pPr>
+              <w:rPr>
+                <w:rFonts w:ascii="Times New Roman" w:hAnsi="Times New Roman" w:cs="Times New Roman"/>
+                <w:sz w:val="24"/>
+                <w:szCs w:val="24"/>
+                <w:lang w:val="ru-RU"/>
+              </w:rPr>
+            </w:pPr>
+            <w:r>
+              <w:rPr>
+                <w:rFonts w:ascii="Times New Roman" w:hAnsi="Times New Roman" w:cs="Times New Roman"/>
+                <w:sz w:val="24"/>
+                <w:szCs w:val="24"/>
+                <w:lang w:val="ru-RU"/>
+              </w:rPr>
+              <w:t>Месяц</w:t>
+            </w:r>
+          </w:p>
+        </w:tc>
+      </w:tr>
+      <w:tr>
+        <w:tc>
+          <w:tcPr>
+            <w:tcW w:w="0" w:type="auto"/>
+            <w:shd w:val="clear" w:color="auto" w:fill="D9E2F3" w:themeFill="accent1" w:themeFillTint="33"/>
+          </w:tcPr>
+          <w:p>
+            <w:pPr>
+              <w:rPr>
+                <w:rFonts w:ascii="Times New Roman" w:hAnsi="Times New Roman" w:cs="Times New Roman"/>
+                <w:sz w:val="24"/>
+                <w:szCs w:val="24"/>
+              </w:rPr>
+            </w:pPr>
+            <w:r>
+              <w:rPr>
+                <w:rFonts w:ascii="Times New Roman" w:hAnsi="Times New Roman" w:cs="Times New Roman"/>
+                <w:sz w:val="24"/>
+                <w:szCs w:val="24"/>
+              </w:rPr>
+              <w:t>quarter</w:t>
+            </w:r>
+          </w:p>
+        </w:tc>
+        <w:tc>
+          <w:tcPr>
+            <w:tcW w:w="0" w:type="auto"/>
+            <w:shd w:val="clear" w:color="auto" w:fill="D9E2F3" w:themeFill="accent1" w:themeFillTint="33"/>
+          </w:tcPr>
+          <w:p>
+            <w:pPr>
+              <w:rPr>
+                <w:rFonts w:ascii="Times New Roman" w:hAnsi="Times New Roman" w:cs="Times New Roman"/>
+                <w:sz w:val="24"/>
+                <w:szCs w:val="24"/>
+                <w:lang w:val="ru-RU"/>
+              </w:rPr>
+            </w:pPr>
+            <w:r>
+              <w:rPr>
+                <w:rFonts w:ascii="Times New Roman" w:hAnsi="Times New Roman" w:cs="Times New Roman"/>
+                <w:sz w:val="24"/>
+                <w:szCs w:val="24"/>
+                <w:lang w:val="ru-RU"/>
+              </w:rPr>
+              <w:t>Квартал</w:t>
+            </w:r>
+          </w:p>
+        </w:tc>
+      </w:tr>
+      <w:tr>
+        <w:tc>
+          <w:tcPr>
+            <w:tcW w:w="0" w:type="auto"/>
+            <w:shd w:val="clear" w:color="auto" w:fill="D9E2F3" w:themeFill="accent1" w:themeFillTint="33"/>
+          </w:tcPr>
+          <w:p>
+            <w:pPr>
+              <w:rPr>
+                <w:rFonts w:ascii="Times New Roman" w:hAnsi="Times New Roman" w:cs="Times New Roman"/>
+                <w:sz w:val="24"/>
+                <w:szCs w:val="24"/>
+              </w:rPr>
+            </w:pPr>
+            <w:proofErr w:type="spellStart"/>
+            <w:r>
+              <w:rPr>
+                <w:rFonts w:ascii="Times New Roman" w:hAnsi="Times New Roman" w:cs="Times New Roman"/>
+                <w:sz w:val="24"/>
+                <w:szCs w:val="24"/>
+              </w:rPr>
+              <w:t>day_of_week</w:t>
+            </w:r>
+            <w:proofErr w:type="spellEnd"/>
+          </w:p>
+        </w:tc>
+        <w:tc>
+          <w:tcPr>
+            <w:tcW w:w="0" w:type="auto"/>
+            <w:shd w:val="clear" w:color="auto" w:fill="D9E2F3" w:themeFill="accent1" w:themeFillTint="33"/>
+          </w:tcPr>
+          <w:p>
+            <w:pPr>
+              <w:rPr>
+                <w:rFonts w:ascii="Times New Roman" w:hAnsi="Times New Roman" w:cs="Times New Roman"/>
+                <w:sz w:val="24"/>
+                <w:szCs w:val="24"/>
+                <w:lang w:val="ru-RU"/>
+              </w:rPr>
+            </w:pPr>
+            <w:r>
+              <w:rPr>
+                <w:rFonts w:ascii="Times New Roman" w:hAnsi="Times New Roman" w:cs="Times New Roman"/>
+                <w:sz w:val="24"/>
+                <w:szCs w:val="24"/>
+                <w:lang w:val="ru-RU"/>
+              </w:rPr>
+              <w:t>День недели</w:t>
+            </w:r>
+            <w:r>
+              <w:rPr>
+                <w:rFonts w:ascii="Times New Roman" w:hAnsi="Times New Roman" w:cs="Times New Roman"/>
+                <w:sz w:val="24"/>
+                <w:szCs w:val="24"/>
+                <w:lang w:val="ru-RU"/>
+              </w:rPr>
+              <w:t xml:space="preserve"> 1-7</w:t>
+            </w:r>
+          </w:p>
+        </w:tc>
+      </w:tr>
     </w:tbl>
     <w:tbl>
       <w:tblPr>
         <w:tblStyle w:val="a4"/>
-        <w:tblpPr w:leftFromText="180" w:rightFromText="180" w:vertAnchor="text" w:horzAnchor="margin" w:tblpXSpec="right" w:tblpY="14"/>
+        <w:tblpPr w:leftFromText="180" w:rightFromText="180" w:vertAnchor="text" w:horzAnchor="page" w:tblpX="4631" w:tblpY="14"/>
         <w:tblW w:w="0" w:type="auto"/>
         <w:tblLook w:val="04A0" w:firstRow="1" w:lastRow="0" w:firstColumn="1" w:lastColumn="0" w:noHBand="0" w:noVBand="1"/>
       </w:tblPr>
       <w:tblGrid>
         <w:gridCol w:w="1803"/>
-        <w:gridCol w:w="2309"/>
+        <w:gridCol w:w="2769"/>
       </w:tblGrid>
       <w:tr>
         <w:tc>
@@ -2472,40 +2685,49 @@
                 <w:szCs w:val="24"/>
                 <w:lang w:val="en-US"/>
               </w:rPr>
-              <w:t>full</w:t>
-            </w:r>
-            <w:r>
-              <w:rPr>
-                <w:rFonts w:ascii="Times New Roman" w:hAnsi="Times New Roman" w:cs="Times New Roman"/>
-                <w:sz w:val="24"/>
-                <w:szCs w:val="24"/>
-              </w:rPr>
-              <w:t>_name</w:t>
-            </w:r>
-          </w:p>
-        </w:tc>
-        <w:tc>
-          <w:tcPr>
-            <w:tcW w:w="0" w:type="auto"/>
-            <w:shd w:val="clear" w:color="auto" w:fill="D9E2F3" w:themeFill="accent1" w:themeFillTint="33"/>
-          </w:tcPr>
-          <w:p>
-            <w:pPr>
-              <w:rPr>
-                <w:rFonts w:ascii="Times New Roman" w:hAnsi="Times New Roman" w:cs="Times New Roman"/>
-                <w:sz w:val="24"/>
-                <w:szCs w:val="24"/>
-                <w:lang w:val="ru-RU"/>
-              </w:rPr>
-            </w:pPr>
-            <w:r>
-              <w:rPr>
-                <w:rFonts w:ascii="Times New Roman" w:hAnsi="Times New Roman" w:cs="Times New Roman"/>
-                <w:sz w:val="24"/>
-                <w:szCs w:val="24"/>
-                <w:lang w:val="ru-RU"/>
-              </w:rPr>
-              <w:t>Полное имя клиента</w:t>
+              <w:t>f</w:t>
+            </w:r>
+            <w:r>
+              <w:rPr>
+                <w:rFonts w:ascii="Times New Roman" w:hAnsi="Times New Roman" w:cs="Times New Roman"/>
+                <w:sz w:val="24"/>
+                <w:szCs w:val="24"/>
+                <w:lang w:val="en-US"/>
+              </w:rPr>
+              <w:t>irst_</w:t>
+            </w:r>
+            <w:r>
+              <w:rPr>
+                <w:rFonts w:ascii="Times New Roman" w:hAnsi="Times New Roman" w:cs="Times New Roman"/>
+                <w:sz w:val="24"/>
+                <w:szCs w:val="24"/>
+              </w:rPr>
+              <w:t>name</w:t>
+            </w:r>
+          </w:p>
+        </w:tc>
+        <w:tc>
+          <w:tcPr>
+            <w:tcW w:w="0" w:type="auto"/>
+            <w:shd w:val="clear" w:color="auto" w:fill="D9E2F3" w:themeFill="accent1" w:themeFillTint="33"/>
+          </w:tcPr>
+          <w:p>
+            <w:pPr>
+              <w:rPr>
+                <w:rFonts w:ascii="Times New Roman" w:hAnsi="Times New Roman" w:cs="Times New Roman"/>
+                <w:sz w:val="24"/>
+                <w:szCs w:val="24"/>
+                <w:lang w:val="ru-RU"/>
+              </w:rPr>
+            </w:pPr>
+            <w:r>
+              <w:rPr>
+                <w:rFonts w:ascii="Times New Roman" w:hAnsi="Times New Roman" w:cs="Times New Roman"/>
+                <w:sz w:val="24"/>
+                <w:szCs w:val="24"/>
+                <w:lang w:val="ru-RU"/>
+              </w:rPr>
+              <w:t>Имя клиента</w:t>
             </w:r>
           </w:p>
         </w:tc>
@@ -2525,6 +2747,7 @@
                 <w:lang w:val="en-US"/>
               </w:rPr>
             </w:pPr>
+            <w:proofErr w:type="spellStart"/>
             <w:r>
               <w:rPr>
                 <w:rFonts w:ascii="Times New Roman" w:hAnsi="Times New Roman" w:cs="Times New Roman"/>
@@ -2532,40 +2755,33 @@
                 <w:szCs w:val="24"/>
                 <w:lang w:val="en-US"/>
               </w:rPr>
-              <w:t>email</w:t>
-            </w:r>
-          </w:p>
-        </w:tc>
-        <w:tc>
-          <w:tcPr>
-            <w:tcW w:w="0" w:type="auto"/>
-            <w:shd w:val="clear" w:color="auto" w:fill="D9E2F3" w:themeFill="accent1" w:themeFillTint="33"/>
-          </w:tcPr>
-          <w:p>
-            <w:pPr>
-              <w:rPr>
-                <w:rFonts w:ascii="Times New Roman" w:hAnsi="Times New Roman" w:cs="Times New Roman"/>
-                <w:sz w:val="24"/>
-                <w:szCs w:val="24"/>
-                <w:lang w:val="ru-RU"/>
-              </w:rPr>
-            </w:pPr>
-            <w:r>
-              <w:rPr>
-                <w:rFonts w:ascii="Times New Roman" w:hAnsi="Times New Roman" w:cs="Times New Roman"/>
-                <w:sz w:val="24"/>
-                <w:szCs w:val="24"/>
-              </w:rPr>
-              <w:t>Email</w:t>
-            </w:r>
-            <w:r>
-              <w:rPr>
-                <w:rFonts w:ascii="Times New Roman" w:hAnsi="Times New Roman" w:cs="Times New Roman"/>
-                <w:sz w:val="24"/>
-                <w:szCs w:val="24"/>
-                <w:lang w:val="ru-RU"/>
-              </w:rPr>
-              <w:t xml:space="preserve"> клиента</w:t>
+              <w:t>last_name</w:t>
+            </w:r>
+            <w:proofErr w:type="spellEnd"/>
+          </w:p>
+        </w:tc>
+        <w:tc>
+          <w:tcPr>
+            <w:tcW w:w="0" w:type="auto"/>
+            <w:shd w:val="clear" w:color="auto" w:fill="D9E2F3" w:themeFill="accent1" w:themeFillTint="33"/>
+          </w:tcPr>
+          <w:p>
+            <w:pPr>
+              <w:rPr>
+                <w:rFonts w:ascii="Times New Roman" w:hAnsi="Times New Roman" w:cs="Times New Roman"/>
+                <w:sz w:val="24"/>
+                <w:szCs w:val="24"/>
+                <w:lang w:val="ru-RU"/>
+              </w:rPr>
+            </w:pPr>
+            <w:r>
+              <w:rPr>
+                <w:rFonts w:ascii="Times New Roman" w:hAnsi="Times New Roman" w:cs="Times New Roman"/>
+                <w:sz w:val="24"/>
+                <w:szCs w:val="24"/>
+                <w:lang w:val="ru-RU"/>
+              </w:rPr>
+              <w:t>Фамилия клиента</w:t>
             </w:r>
           </w:p>
         </w:tc>
@@ -2592,6 +2808,66 @@
                 <w:szCs w:val="24"/>
                 <w:lang w:val="en-US"/>
               </w:rPr>
+              <w:t>email</w:t>
+            </w:r>
+          </w:p>
+        </w:tc>
+        <w:tc>
+          <w:tcPr>
+            <w:tcW w:w="0" w:type="auto"/>
+            <w:shd w:val="clear" w:color="auto" w:fill="D9E2F3" w:themeFill="accent1" w:themeFillTint="33"/>
+          </w:tcPr>
+          <w:p>
+            <w:pPr>
+              <w:rPr>
+                <w:rFonts w:ascii="Times New Roman" w:hAnsi="Times New Roman" w:cs="Times New Roman"/>
+                <w:sz w:val="24"/>
+                <w:szCs w:val="24"/>
+                <w:lang w:val="ru-RU"/>
+              </w:rPr>
+            </w:pPr>
+            <w:r>
+              <w:rPr>
+                <w:rFonts w:ascii="Times New Roman" w:hAnsi="Times New Roman" w:cs="Times New Roman"/>
+                <w:sz w:val="24"/>
+                <w:szCs w:val="24"/>
+              </w:rPr>
+              <w:t>Email</w:t>
+            </w:r>
+            <w:r>
+              <w:rPr>
+                <w:rFonts w:ascii="Times New Roman" w:hAnsi="Times New Roman" w:cs="Times New Roman"/>
+                <w:sz w:val="24"/>
+                <w:szCs w:val="24"/>
+                <w:lang w:val="ru-RU"/>
+              </w:rPr>
+              <w:t xml:space="preserve"> клиента</w:t>
+            </w:r>
+          </w:p>
+        </w:tc>
+      </w:tr>
+      <w:tr>
+        <w:tc>
+          <w:tcPr>
+            <w:tcW w:w="0" w:type="auto"/>
+            <w:shd w:val="clear" w:color="auto" w:fill="D9E2F3" w:themeFill="accent1" w:themeFillTint="33"/>
+          </w:tcPr>
+          <w:p>
+            <w:pPr>
+              <w:rPr>
+                <w:rFonts w:ascii="Times New Roman" w:hAnsi="Times New Roman" w:cs="Times New Roman"/>
+                <w:sz w:val="24"/>
+                <w:szCs w:val="24"/>
+                <w:lang w:val="en-US"/>
+              </w:rPr>
+            </w:pPr>
+            <w:r>
+              <w:rPr>
+                <w:rFonts w:ascii="Times New Roman" w:hAnsi="Times New Roman" w:cs="Times New Roman"/>
+                <w:sz w:val="24"/>
+                <w:szCs w:val="24"/>
+                <w:lang w:val="en-US"/>
+              </w:rPr>
               <w:t>phone</w:t>
             </w:r>
           </w:p>
@@ -2610,24 +2886,33 @@
                 <w:lang w:val="ru-RU"/>
               </w:rPr>
             </w:pPr>
-            <w:proofErr w:type="spellStart"/>
-            <w:r>
-              <w:rPr>
-                <w:rFonts w:ascii="Times New Roman" w:hAnsi="Times New Roman" w:cs="Times New Roman"/>
-                <w:sz w:val="24"/>
-                <w:szCs w:val="24"/>
-              </w:rPr>
-              <w:t>Телефон</w:t>
-            </w:r>
-            <w:proofErr w:type="spellEnd"/>
-            <w:r>
-              <w:rPr>
-                <w:rFonts w:ascii="Times New Roman" w:hAnsi="Times New Roman" w:cs="Times New Roman"/>
-                <w:sz w:val="24"/>
-                <w:szCs w:val="24"/>
-                <w:lang w:val="ru-RU"/>
-              </w:rPr>
-              <w:t xml:space="preserve"> клиента</w:t>
+            <w:r>
+              <w:rPr>
+                <w:rFonts w:ascii="Times New Roman" w:hAnsi="Times New Roman" w:cs="Times New Roman"/>
+                <w:sz w:val="24"/>
+                <w:szCs w:val="24"/>
+                <w:lang w:val="ru-RU"/>
+              </w:rPr>
+              <w:t>Номер т</w:t>
+            </w:r>
+            <w:proofErr w:type="spellStart"/>
+            <w:r>
+              <w:rPr>
+                <w:rFonts w:ascii="Times New Roman" w:hAnsi="Times New Roman" w:cs="Times New Roman"/>
+                <w:sz w:val="24"/>
+                <w:szCs w:val="24"/>
+              </w:rPr>
+              <w:t>елефон</w:t>
+            </w:r>
+            <w:proofErr w:type="spellEnd"/>
+            <w:r>
+              <w:rPr>
+                <w:rFonts w:ascii="Times New Roman" w:hAnsi="Times New Roman" w:cs="Times New Roman"/>
+                <w:sz w:val="24"/>
+                <w:szCs w:val="24"/>
+                <w:lang w:val="ru-RU"/>
+              </w:rPr>
+              <w:t>а клиента</w:t>
             </w:r>
           </w:p>
         </w:tc>
@@ -2673,6 +2958,51 @@
           <w:rFonts w:ascii="Times New Roman" w:hAnsi="Times New Roman" w:cs="Times New Roman"/>
           <w:b/>
           <w:bCs/>
+          <w:sz w:val="24"/>
+          <w:szCs w:val="24"/>
+          <w:lang w:val="ru-RU"/>
+        </w:rPr>
+      </w:pPr>
+    </w:p>
+    <w:p>
+      <w:pPr>
+        <w:rPr>
+          <w:rFonts w:ascii="Times New Roman" w:hAnsi="Times New Roman" w:cs="Times New Roman"/>
+          <w:b/>
+          <w:bCs/>
+          <w:sz w:val="24"/>
+          <w:szCs w:val="24"/>
+          <w:lang w:val="ru-RU"/>
+        </w:rPr>
+      </w:pPr>
+    </w:p>
+    <w:p>
+      <w:pPr>
+        <w:rPr>
+          <w:rFonts w:ascii="Times New Roman" w:hAnsi="Times New Roman" w:cs="Times New Roman"/>
+          <w:b/>
+          <w:bCs/>
+          <w:sz w:val="24"/>
+          <w:szCs w:val="24"/>
+          <w:lang w:val="ru-RU"/>
+        </w:rPr>
+      </w:pPr>
+    </w:p>
+    <w:p>
+      <w:pPr>
+        <w:ind w:firstLine="720"/>
+        <w:rPr>
+          <w:rFonts w:ascii="Times New Roman" w:hAnsi="Times New Roman" w:cs="Times New Roman"/>
+          <w:sz w:val="24"/>
+          <w:szCs w:val="24"/>
+          <w:lang w:val="ru-RU"/>
+        </w:rPr>
+      </w:pPr>
+    </w:p>
+    <w:p>
+      <w:pPr>
+        <w:rPr>
+          <w:rFonts w:ascii="Times New Roman" w:hAnsi="Times New Roman" w:cs="Times New Roman"/>
           <w:sz w:val="24"/>
           <w:szCs w:val="24"/>
           <w:lang w:val="ru-RU"/>
@@ -2682,7 +3012,1023 @@
     <w:tbl>
       <w:tblPr>
         <w:tblStyle w:val="a4"/>
-        <w:tblpPr w:leftFromText="180" w:rightFromText="180" w:vertAnchor="text" w:horzAnchor="page" w:tblpX="5671" w:tblpY="252"/>
+        <w:tblpPr w:leftFromText="180" w:rightFromText="180" w:vertAnchor="page" w:horzAnchor="page" w:tblpX="423" w:tblpY="4898"/>
+        <w:tblW w:w="0" w:type="auto"/>
+        <w:tblLook w:val="04A0" w:firstRow="1" w:lastRow="0" w:firstColumn="1" w:lastColumn="0" w:noHBand="0" w:noVBand="1"/>
+      </w:tblPr>
+      <w:tblGrid>
+        <w:gridCol w:w="1736"/>
+        <w:gridCol w:w="5761"/>
+      </w:tblGrid>
+      <w:tr>
+        <w:tc>
+          <w:tcPr>
+            <w:tcW w:w="0" w:type="auto"/>
+            <w:gridSpan w:val="2"/>
+            <w:shd w:val="clear" w:color="auto" w:fill="B4C6E7" w:themeFill="accent1" w:themeFillTint="66"/>
+          </w:tcPr>
+          <w:p>
+            <w:pPr>
+              <w:tabs>
+                <w:tab w:val="left" w:pos="3680"/>
+              </w:tabs>
+              <w:rPr>
+                <w:rFonts w:ascii="Times New Roman" w:hAnsi="Times New Roman" w:cs="Times New Roman"/>
+                <w:b/>
+                <w:bCs/>
+                <w:sz w:val="24"/>
+                <w:szCs w:val="24"/>
+                <w:lang w:val="ru-RU"/>
+              </w:rPr>
+            </w:pPr>
+            <w:proofErr w:type="spellStart"/>
+            <w:r>
+              <w:rPr>
+                <w:rFonts w:ascii="Times New Roman" w:hAnsi="Times New Roman" w:cs="Times New Roman"/>
+                <w:b/>
+                <w:bCs/>
+                <w:sz w:val="24"/>
+                <w:szCs w:val="24"/>
+                <w:lang w:val="ru-RU"/>
+              </w:rPr>
+              <w:t>dim_class</w:t>
+            </w:r>
+            <w:proofErr w:type="spellEnd"/>
+            <w:r>
+              <w:rPr>
+                <w:rFonts w:ascii="Times New Roman" w:hAnsi="Times New Roman" w:cs="Times New Roman"/>
+                <w:b/>
+                <w:bCs/>
+                <w:sz w:val="24"/>
+                <w:szCs w:val="24"/>
+                <w:lang w:val="ru-RU"/>
+              </w:rPr>
+              <w:t xml:space="preserve"> </w:t>
+            </w:r>
+            <w:r>
+              <w:rPr>
+                <w:rFonts w:ascii="Times New Roman" w:hAnsi="Times New Roman" w:cs="Times New Roman"/>
+                <w:b/>
+                <w:bCs/>
+                <w:sz w:val="24"/>
+                <w:szCs w:val="24"/>
+                <w:lang w:val="ru-RU"/>
+              </w:rPr>
+              <w:t xml:space="preserve">- </w:t>
+            </w:r>
+            <w:r>
+              <w:rPr>
+                <w:rFonts w:ascii="Times New Roman" w:hAnsi="Times New Roman" w:cs="Times New Roman"/>
+                <w:b/>
+                <w:bCs/>
+                <w:sz w:val="24"/>
+                <w:szCs w:val="24"/>
+                <w:lang w:val="ru-RU"/>
+              </w:rPr>
+              <w:t>Какое занятие?</w:t>
+            </w:r>
+          </w:p>
+        </w:tc>
+      </w:tr>
+      <w:tr>
+        <w:tc>
+          <w:tcPr>
+            <w:tcW w:w="0" w:type="auto"/>
+            <w:shd w:val="clear" w:color="auto" w:fill="D9E2F3" w:themeFill="accent1" w:themeFillTint="33"/>
+          </w:tcPr>
+          <w:p>
+            <w:pPr>
+              <w:rPr>
+                <w:rFonts w:ascii="Times New Roman" w:hAnsi="Times New Roman" w:cs="Times New Roman"/>
+                <w:sz w:val="24"/>
+                <w:szCs w:val="24"/>
+                <w:lang w:val="ru-RU"/>
+              </w:rPr>
+            </w:pPr>
+            <w:proofErr w:type="spellStart"/>
+            <w:r>
+              <w:rPr>
+                <w:rFonts w:ascii="Times New Roman" w:hAnsi="Times New Roman" w:cs="Times New Roman"/>
+                <w:sz w:val="24"/>
+                <w:szCs w:val="24"/>
+                <w:lang w:val="ru-RU"/>
+              </w:rPr>
+              <w:t>class_sk</w:t>
+            </w:r>
+            <w:proofErr w:type="spellEnd"/>
+          </w:p>
+        </w:tc>
+        <w:tc>
+          <w:tcPr>
+            <w:tcW w:w="0" w:type="auto"/>
+            <w:shd w:val="clear" w:color="auto" w:fill="D9E2F3" w:themeFill="accent1" w:themeFillTint="33"/>
+          </w:tcPr>
+          <w:p>
+            <w:pPr>
+              <w:tabs>
+                <w:tab w:val="left" w:pos="970"/>
+              </w:tabs>
+              <w:rPr>
+                <w:rFonts w:ascii="Times New Roman" w:hAnsi="Times New Roman" w:cs="Times New Roman"/>
+                <w:sz w:val="24"/>
+                <w:szCs w:val="24"/>
+                <w:lang w:val="ru-RU"/>
+              </w:rPr>
+            </w:pPr>
+            <w:r>
+              <w:rPr>
+                <w:rFonts w:ascii="Times New Roman" w:hAnsi="Times New Roman" w:cs="Times New Roman"/>
+                <w:sz w:val="24"/>
+                <w:szCs w:val="24"/>
+                <w:lang w:val="ru-RU"/>
+              </w:rPr>
+              <w:t>Суррогатный ключ</w:t>
+            </w:r>
+          </w:p>
+        </w:tc>
+      </w:tr>
+      <w:tr>
+        <w:tc>
+          <w:tcPr>
+            <w:tcW w:w="0" w:type="auto"/>
+            <w:shd w:val="clear" w:color="auto" w:fill="D9E2F3" w:themeFill="accent1" w:themeFillTint="33"/>
+          </w:tcPr>
+          <w:p>
+            <w:pPr>
+              <w:rPr>
+                <w:rFonts w:ascii="Times New Roman" w:hAnsi="Times New Roman" w:cs="Times New Roman"/>
+                <w:sz w:val="24"/>
+                <w:szCs w:val="24"/>
+                <w:lang w:val="ru-RU"/>
+              </w:rPr>
+            </w:pPr>
+            <w:proofErr w:type="spellStart"/>
+            <w:r>
+              <w:rPr>
+                <w:rFonts w:ascii="Times New Roman" w:hAnsi="Times New Roman" w:cs="Times New Roman"/>
+                <w:sz w:val="24"/>
+                <w:szCs w:val="24"/>
+                <w:lang w:val="ru-RU"/>
+              </w:rPr>
+              <w:t>source_class_id</w:t>
+            </w:r>
+            <w:proofErr w:type="spellEnd"/>
+          </w:p>
+        </w:tc>
+        <w:tc>
+          <w:tcPr>
+            <w:tcW w:w="0" w:type="auto"/>
+            <w:shd w:val="clear" w:color="auto" w:fill="D9E2F3" w:themeFill="accent1" w:themeFillTint="33"/>
+          </w:tcPr>
+          <w:p>
+            <w:pPr>
+              <w:rPr>
+                <w:rFonts w:ascii="Times New Roman" w:hAnsi="Times New Roman" w:cs="Times New Roman"/>
+                <w:sz w:val="24"/>
+                <w:szCs w:val="24"/>
+                <w:lang w:val="ru-RU"/>
+              </w:rPr>
+            </w:pPr>
+            <w:r>
+              <w:rPr>
+                <w:rFonts w:ascii="Times New Roman" w:hAnsi="Times New Roman" w:cs="Times New Roman"/>
+                <w:sz w:val="24"/>
+                <w:szCs w:val="24"/>
+                <w:lang w:val="ru-RU"/>
+              </w:rPr>
+              <w:t>ID занятия</w:t>
+            </w:r>
+          </w:p>
+        </w:tc>
+      </w:tr>
+      <w:tr>
+        <w:tc>
+          <w:tcPr>
+            <w:tcW w:w="0" w:type="auto"/>
+            <w:shd w:val="clear" w:color="auto" w:fill="D9E2F3" w:themeFill="accent1" w:themeFillTint="33"/>
+          </w:tcPr>
+          <w:p>
+            <w:pPr>
+              <w:rPr>
+                <w:rFonts w:ascii="Times New Roman" w:hAnsi="Times New Roman" w:cs="Times New Roman"/>
+                <w:sz w:val="24"/>
+                <w:szCs w:val="24"/>
+                <w:lang w:val="ru-RU"/>
+              </w:rPr>
+            </w:pPr>
+            <w:proofErr w:type="spellStart"/>
+            <w:r>
+              <w:rPr>
+                <w:rFonts w:ascii="Times New Roman" w:hAnsi="Times New Roman" w:cs="Times New Roman"/>
+                <w:sz w:val="24"/>
+                <w:szCs w:val="24"/>
+                <w:lang w:val="ru-RU"/>
+              </w:rPr>
+              <w:t>class_name</w:t>
+            </w:r>
+            <w:proofErr w:type="spellEnd"/>
+          </w:p>
+        </w:tc>
+        <w:tc>
+          <w:tcPr>
+            <w:tcW w:w="0" w:type="auto"/>
+            <w:shd w:val="clear" w:color="auto" w:fill="D9E2F3" w:themeFill="accent1" w:themeFillTint="33"/>
+          </w:tcPr>
+          <w:p>
+            <w:pPr>
+              <w:rPr>
+                <w:rFonts w:ascii="Times New Roman" w:hAnsi="Times New Roman" w:cs="Times New Roman"/>
+                <w:sz w:val="24"/>
+                <w:szCs w:val="24"/>
+                <w:lang w:val="ru-RU"/>
+              </w:rPr>
+            </w:pPr>
+            <w:r>
+              <w:rPr>
+                <w:rFonts w:ascii="Times New Roman" w:hAnsi="Times New Roman" w:cs="Times New Roman"/>
+                <w:sz w:val="24"/>
+                <w:szCs w:val="24"/>
+                <w:lang w:val="ru-RU"/>
+              </w:rPr>
+              <w:t>Название занятия</w:t>
+            </w:r>
+          </w:p>
+        </w:tc>
+      </w:tr>
+      <w:tr>
+        <w:tc>
+          <w:tcPr>
+            <w:tcW w:w="0" w:type="auto"/>
+            <w:shd w:val="clear" w:color="auto" w:fill="D9E2F3" w:themeFill="accent1" w:themeFillTint="33"/>
+          </w:tcPr>
+          <w:p>
+            <w:pPr>
+              <w:rPr>
+                <w:rFonts w:ascii="Times New Roman" w:hAnsi="Times New Roman" w:cs="Times New Roman"/>
+                <w:sz w:val="24"/>
+                <w:szCs w:val="24"/>
+                <w:lang w:val="ru-RU"/>
+              </w:rPr>
+            </w:pPr>
+            <w:proofErr w:type="spellStart"/>
+            <w:r>
+              <w:rPr>
+                <w:rFonts w:ascii="Times New Roman" w:hAnsi="Times New Roman" w:cs="Times New Roman"/>
+                <w:sz w:val="24"/>
+                <w:szCs w:val="24"/>
+                <w:lang w:val="ru-RU"/>
+              </w:rPr>
+              <w:t>description</w:t>
+            </w:r>
+            <w:proofErr w:type="spellEnd"/>
+          </w:p>
+        </w:tc>
+        <w:tc>
+          <w:tcPr>
+            <w:tcW w:w="0" w:type="auto"/>
+            <w:shd w:val="clear" w:color="auto" w:fill="D9E2F3" w:themeFill="accent1" w:themeFillTint="33"/>
+          </w:tcPr>
+          <w:p>
+            <w:pPr>
+              <w:rPr>
+                <w:rFonts w:ascii="Times New Roman" w:hAnsi="Times New Roman" w:cs="Times New Roman"/>
+                <w:sz w:val="24"/>
+                <w:szCs w:val="24"/>
+                <w:lang w:val="ru-RU"/>
+              </w:rPr>
+            </w:pPr>
+            <w:r>
+              <w:rPr>
+                <w:rFonts w:ascii="Times New Roman" w:hAnsi="Times New Roman" w:cs="Times New Roman"/>
+                <w:sz w:val="24"/>
+                <w:szCs w:val="24"/>
+                <w:lang w:val="ru-RU"/>
+              </w:rPr>
+              <w:t>Описание</w:t>
+            </w:r>
+            <w:r>
+              <w:rPr>
+                <w:rFonts w:ascii="Times New Roman" w:hAnsi="Times New Roman" w:cs="Times New Roman"/>
+                <w:sz w:val="24"/>
+                <w:szCs w:val="24"/>
+                <w:lang w:val="ru-RU"/>
+              </w:rPr>
+              <w:t xml:space="preserve"> занятия</w:t>
+            </w:r>
+          </w:p>
+        </w:tc>
+      </w:tr>
+      <w:tr>
+        <w:tc>
+          <w:tcPr>
+            <w:tcW w:w="0" w:type="auto"/>
+            <w:shd w:val="clear" w:color="auto" w:fill="D9E2F3" w:themeFill="accent1" w:themeFillTint="33"/>
+          </w:tcPr>
+          <w:p>
+            <w:pPr>
+              <w:rPr>
+                <w:rFonts w:ascii="Times New Roman" w:hAnsi="Times New Roman" w:cs="Times New Roman"/>
+                <w:sz w:val="24"/>
+                <w:szCs w:val="24"/>
+                <w:lang w:val="en-US"/>
+              </w:rPr>
+            </w:pPr>
+            <w:proofErr w:type="spellStart"/>
+            <w:r>
+              <w:rPr>
+                <w:rFonts w:ascii="Times New Roman" w:hAnsi="Times New Roman" w:cs="Times New Roman"/>
+                <w:sz w:val="24"/>
+                <w:szCs w:val="24"/>
+                <w:lang w:val="en-US"/>
+              </w:rPr>
+              <w:t>max_capacity</w:t>
+            </w:r>
+            <w:proofErr w:type="spellEnd"/>
+          </w:p>
+        </w:tc>
+        <w:tc>
+          <w:tcPr>
+            <w:tcW w:w="0" w:type="auto"/>
+            <w:shd w:val="clear" w:color="auto" w:fill="D9E2F3" w:themeFill="accent1" w:themeFillTint="33"/>
+          </w:tcPr>
+          <w:p>
+            <w:pPr>
+              <w:rPr>
+                <w:rFonts w:ascii="Times New Roman" w:hAnsi="Times New Roman" w:cs="Times New Roman"/>
+                <w:sz w:val="24"/>
+                <w:szCs w:val="24"/>
+                <w:lang w:val="ru-RU"/>
+              </w:rPr>
+            </w:pPr>
+            <w:r>
+              <w:rPr>
+                <w:rFonts w:ascii="Times New Roman" w:hAnsi="Times New Roman" w:cs="Times New Roman"/>
+                <w:sz w:val="24"/>
+                <w:szCs w:val="24"/>
+                <w:lang w:val="ru-RU"/>
+              </w:rPr>
+              <w:t>Максимальн</w:t>
+            </w:r>
+            <w:r>
+              <w:rPr>
+                <w:rFonts w:ascii="Times New Roman" w:hAnsi="Times New Roman" w:cs="Times New Roman"/>
+                <w:sz w:val="24"/>
+                <w:szCs w:val="24"/>
+                <w:lang w:val="ru-RU"/>
+              </w:rPr>
+              <w:t>ая</w:t>
+            </w:r>
+            <w:r>
+              <w:rPr>
+                <w:rFonts w:ascii="Times New Roman" w:hAnsi="Times New Roman" w:cs="Times New Roman"/>
+                <w:sz w:val="24"/>
+                <w:szCs w:val="24"/>
+                <w:lang w:val="ru-RU"/>
+              </w:rPr>
+              <w:t xml:space="preserve"> вместимость клиентов на одно занятие</w:t>
+            </w:r>
+          </w:p>
+        </w:tc>
+      </w:tr>
+    </w:tbl>
+    <w:p>
+      <w:pPr>
+        <w:rPr>
+          <w:rFonts w:ascii="Times New Roman" w:hAnsi="Times New Roman" w:cs="Times New Roman"/>
+          <w:sz w:val="24"/>
+          <w:szCs w:val="24"/>
+          <w:lang w:val="ru-RU"/>
+        </w:rPr>
+      </w:pPr>
+    </w:p>
+    <w:p>
+      <w:pPr>
+        <w:rPr>
+          <w:rFonts w:ascii="Times New Roman" w:hAnsi="Times New Roman" w:cs="Times New Roman"/>
+          <w:sz w:val="24"/>
+          <w:szCs w:val="24"/>
+          <w:lang w:val="ru-RU"/>
+        </w:rPr>
+      </w:pPr>
+    </w:p>
+    <w:tbl>
+      <w:tblPr>
+        <w:tblStyle w:val="a4"/>
+        <w:tblpPr w:leftFromText="180" w:rightFromText="180" w:vertAnchor="text" w:horzAnchor="page" w:tblpX="145" w:tblpY="3"/>
+        <w:tblOverlap w:val="never"/>
+        <w:tblW w:w="0" w:type="auto"/>
+        <w:tblLook w:val="04A0" w:firstRow="1" w:lastRow="0" w:firstColumn="1" w:lastColumn="0" w:noHBand="0" w:noVBand="1"/>
+      </w:tblPr>
+      <w:tblGrid>
+        <w:gridCol w:w="2270"/>
+        <w:gridCol w:w="4581"/>
+      </w:tblGrid>
+      <w:tr>
+        <w:tc>
+          <w:tcPr>
+            <w:tcW w:w="0" w:type="auto"/>
+            <w:gridSpan w:val="2"/>
+            <w:shd w:val="clear" w:color="auto" w:fill="B4C6E7" w:themeFill="accent1" w:themeFillTint="66"/>
+          </w:tcPr>
+          <w:p>
+            <w:pPr>
+              <w:rPr>
+                <w:rFonts w:ascii="Times New Roman" w:hAnsi="Times New Roman" w:cs="Times New Roman"/>
+                <w:b/>
+                <w:bCs/>
+                <w:sz w:val="24"/>
+                <w:szCs w:val="24"/>
+              </w:rPr>
+            </w:pPr>
+            <w:proofErr w:type="spellStart"/>
+            <w:r>
+              <w:rPr>
+                <w:rFonts w:ascii="Times New Roman" w:hAnsi="Times New Roman" w:cs="Times New Roman"/>
+                <w:b/>
+                <w:bCs/>
+                <w:sz w:val="24"/>
+                <w:szCs w:val="24"/>
+              </w:rPr>
+              <w:t>dim_membership_type</w:t>
+            </w:r>
+            <w:proofErr w:type="spellEnd"/>
+            <w:r>
+              <w:rPr>
+                <w:rFonts w:ascii="Times New Roman" w:hAnsi="Times New Roman" w:cs="Times New Roman"/>
+                <w:b/>
+                <w:bCs/>
+                <w:sz w:val="24"/>
+                <w:szCs w:val="24"/>
+              </w:rPr>
+              <w:t xml:space="preserve"> - </w:t>
+            </w:r>
+            <w:r>
+              <w:rPr>
+                <w:rFonts w:ascii="Times New Roman" w:hAnsi="Times New Roman" w:cs="Times New Roman"/>
+                <w:b/>
+                <w:bCs/>
+                <w:sz w:val="24"/>
+                <w:szCs w:val="24"/>
+                <w:lang w:val="ru-RU"/>
+              </w:rPr>
+              <w:t>Какой</w:t>
+            </w:r>
+            <w:r>
+              <w:rPr>
+                <w:rFonts w:ascii="Times New Roman" w:hAnsi="Times New Roman" w:cs="Times New Roman"/>
+                <w:b/>
+                <w:bCs/>
+                <w:sz w:val="24"/>
+                <w:szCs w:val="24"/>
+              </w:rPr>
+              <w:t xml:space="preserve"> </w:t>
+            </w:r>
+            <w:r>
+              <w:rPr>
+                <w:rFonts w:ascii="Times New Roman" w:hAnsi="Times New Roman" w:cs="Times New Roman"/>
+                <w:b/>
+                <w:bCs/>
+                <w:sz w:val="24"/>
+                <w:szCs w:val="24"/>
+                <w:lang w:val="ru-RU"/>
+              </w:rPr>
+              <w:t>абонемент</w:t>
+            </w:r>
+            <w:r>
+              <w:rPr>
+                <w:rFonts w:ascii="Times New Roman" w:hAnsi="Times New Roman" w:cs="Times New Roman"/>
+                <w:b/>
+                <w:bCs/>
+                <w:sz w:val="24"/>
+                <w:szCs w:val="24"/>
+              </w:rPr>
+              <w:t>?</w:t>
+            </w:r>
+          </w:p>
+        </w:tc>
+      </w:tr>
+      <w:tr>
+        <w:tc>
+          <w:tcPr>
+            <w:tcW w:w="0" w:type="auto"/>
+            <w:shd w:val="clear" w:color="auto" w:fill="D9E2F3" w:themeFill="accent1" w:themeFillTint="33"/>
+          </w:tcPr>
+          <w:p>
+            <w:pPr>
+              <w:rPr>
+                <w:rFonts w:ascii="Times New Roman" w:hAnsi="Times New Roman" w:cs="Times New Roman"/>
+                <w:sz w:val="24"/>
+                <w:szCs w:val="24"/>
+              </w:rPr>
+            </w:pPr>
+            <w:proofErr w:type="spellStart"/>
+            <w:r>
+              <w:rPr>
+                <w:rFonts w:ascii="Times New Roman" w:hAnsi="Times New Roman" w:cs="Times New Roman"/>
+                <w:sz w:val="24"/>
+                <w:szCs w:val="24"/>
+              </w:rPr>
+              <w:t>membership_type_sk</w:t>
+            </w:r>
+            <w:proofErr w:type="spellEnd"/>
+          </w:p>
+        </w:tc>
+        <w:tc>
+          <w:tcPr>
+            <w:tcW w:w="0" w:type="auto"/>
+            <w:shd w:val="clear" w:color="auto" w:fill="D9E2F3" w:themeFill="accent1" w:themeFillTint="33"/>
+          </w:tcPr>
+          <w:p>
+            <w:pPr>
+              <w:rPr>
+                <w:rFonts w:ascii="Times New Roman" w:hAnsi="Times New Roman" w:cs="Times New Roman"/>
+                <w:sz w:val="24"/>
+                <w:szCs w:val="24"/>
+              </w:rPr>
+            </w:pPr>
+            <w:proofErr w:type="spellStart"/>
+            <w:r>
+              <w:rPr>
+                <w:rFonts w:ascii="Times New Roman" w:hAnsi="Times New Roman" w:cs="Times New Roman"/>
+                <w:sz w:val="24"/>
+                <w:szCs w:val="24"/>
+              </w:rPr>
+              <w:t>Суррогатный</w:t>
+            </w:r>
+            <w:proofErr w:type="spellEnd"/>
+            <w:r>
+              <w:rPr>
+                <w:rFonts w:ascii="Times New Roman" w:hAnsi="Times New Roman" w:cs="Times New Roman"/>
+                <w:sz w:val="24"/>
+                <w:szCs w:val="24"/>
+              </w:rPr>
+              <w:t xml:space="preserve"> </w:t>
+            </w:r>
+            <w:proofErr w:type="spellStart"/>
+            <w:r>
+              <w:rPr>
+                <w:rFonts w:ascii="Times New Roman" w:hAnsi="Times New Roman" w:cs="Times New Roman"/>
+                <w:sz w:val="24"/>
+                <w:szCs w:val="24"/>
+              </w:rPr>
+              <w:t>ключ</w:t>
+            </w:r>
+            <w:proofErr w:type="spellEnd"/>
+          </w:p>
+        </w:tc>
+      </w:tr>
+      <w:tr>
+        <w:tc>
+          <w:tcPr>
+            <w:tcW w:w="0" w:type="auto"/>
+            <w:shd w:val="clear" w:color="auto" w:fill="D9E2F3" w:themeFill="accent1" w:themeFillTint="33"/>
+          </w:tcPr>
+          <w:p>
+            <w:pPr>
+              <w:rPr>
+                <w:rFonts w:ascii="Times New Roman" w:hAnsi="Times New Roman" w:cs="Times New Roman"/>
+                <w:sz w:val="24"/>
+                <w:szCs w:val="24"/>
+              </w:rPr>
+            </w:pPr>
+            <w:proofErr w:type="spellStart"/>
+            <w:r>
+              <w:rPr>
+                <w:rFonts w:ascii="Times New Roman" w:hAnsi="Times New Roman" w:cs="Times New Roman"/>
+                <w:sz w:val="24"/>
+                <w:szCs w:val="24"/>
+              </w:rPr>
+              <w:t>source_type_id</w:t>
+            </w:r>
+            <w:proofErr w:type="spellEnd"/>
+          </w:p>
+        </w:tc>
+        <w:tc>
+          <w:tcPr>
+            <w:tcW w:w="0" w:type="auto"/>
+            <w:shd w:val="clear" w:color="auto" w:fill="D9E2F3" w:themeFill="accent1" w:themeFillTint="33"/>
+          </w:tcPr>
+          <w:p>
+            <w:pPr>
+              <w:rPr>
+                <w:rFonts w:ascii="Times New Roman" w:hAnsi="Times New Roman" w:cs="Times New Roman"/>
+                <w:sz w:val="24"/>
+                <w:szCs w:val="24"/>
+              </w:rPr>
+            </w:pPr>
+            <w:r>
+              <w:rPr>
+                <w:rFonts w:ascii="Times New Roman" w:hAnsi="Times New Roman" w:cs="Times New Roman"/>
+                <w:sz w:val="24"/>
+                <w:szCs w:val="24"/>
+              </w:rPr>
+              <w:t xml:space="preserve">ID </w:t>
+            </w:r>
+            <w:proofErr w:type="spellStart"/>
+            <w:r>
+              <w:rPr>
+                <w:rFonts w:ascii="Times New Roman" w:hAnsi="Times New Roman" w:cs="Times New Roman"/>
+                <w:sz w:val="24"/>
+                <w:szCs w:val="24"/>
+              </w:rPr>
+              <w:t>типа</w:t>
+            </w:r>
+            <w:proofErr w:type="spellEnd"/>
+          </w:p>
+        </w:tc>
+      </w:tr>
+      <w:tr>
+        <w:tc>
+          <w:tcPr>
+            <w:tcW w:w="0" w:type="auto"/>
+            <w:shd w:val="clear" w:color="auto" w:fill="D9E2F3" w:themeFill="accent1" w:themeFillTint="33"/>
+          </w:tcPr>
+          <w:p>
+            <w:pPr>
+              <w:rPr>
+                <w:rFonts w:ascii="Times New Roman" w:hAnsi="Times New Roman" w:cs="Times New Roman"/>
+                <w:sz w:val="24"/>
+                <w:szCs w:val="24"/>
+              </w:rPr>
+            </w:pPr>
+            <w:proofErr w:type="spellStart"/>
+            <w:r>
+              <w:rPr>
+                <w:rFonts w:ascii="Times New Roman" w:hAnsi="Times New Roman" w:cs="Times New Roman"/>
+                <w:sz w:val="24"/>
+                <w:szCs w:val="24"/>
+              </w:rPr>
+              <w:t>type_name</w:t>
+            </w:r>
+            <w:proofErr w:type="spellEnd"/>
+          </w:p>
+        </w:tc>
+        <w:tc>
+          <w:tcPr>
+            <w:tcW w:w="0" w:type="auto"/>
+            <w:shd w:val="clear" w:color="auto" w:fill="D9E2F3" w:themeFill="accent1" w:themeFillTint="33"/>
+          </w:tcPr>
+          <w:p>
+            <w:pPr>
+              <w:rPr>
+                <w:rFonts w:ascii="Times New Roman" w:hAnsi="Times New Roman" w:cs="Times New Roman"/>
+                <w:sz w:val="24"/>
+                <w:szCs w:val="24"/>
+                <w:lang w:val="ru-RU"/>
+              </w:rPr>
+            </w:pPr>
+            <w:proofErr w:type="spellStart"/>
+            <w:r>
+              <w:rPr>
+                <w:rFonts w:ascii="Times New Roman" w:hAnsi="Times New Roman" w:cs="Times New Roman"/>
+                <w:sz w:val="24"/>
+                <w:szCs w:val="24"/>
+              </w:rPr>
+              <w:t>Название</w:t>
+            </w:r>
+            <w:proofErr w:type="spellEnd"/>
+            <w:r>
+              <w:rPr>
+                <w:rFonts w:ascii="Times New Roman" w:hAnsi="Times New Roman" w:cs="Times New Roman"/>
+                <w:sz w:val="24"/>
+                <w:szCs w:val="24"/>
+              </w:rPr>
+              <w:t xml:space="preserve"> </w:t>
+            </w:r>
+            <w:proofErr w:type="spellStart"/>
+            <w:r>
+              <w:rPr>
+                <w:rFonts w:ascii="Times New Roman" w:hAnsi="Times New Roman" w:cs="Times New Roman"/>
+                <w:sz w:val="24"/>
+                <w:szCs w:val="24"/>
+              </w:rPr>
+              <w:t>типа</w:t>
+            </w:r>
+            <w:proofErr w:type="spellEnd"/>
+            <w:r>
+              <w:rPr>
+                <w:rFonts w:ascii="Times New Roman" w:hAnsi="Times New Roman" w:cs="Times New Roman"/>
+                <w:sz w:val="24"/>
+                <w:szCs w:val="24"/>
+                <w:lang w:val="ru-RU"/>
+              </w:rPr>
+              <w:t xml:space="preserve"> абонемента</w:t>
+            </w:r>
+          </w:p>
+        </w:tc>
+      </w:tr>
+      <w:tr>
+        <w:tc>
+          <w:tcPr>
+            <w:tcW w:w="0" w:type="auto"/>
+            <w:shd w:val="clear" w:color="auto" w:fill="D9E2F3" w:themeFill="accent1" w:themeFillTint="33"/>
+          </w:tcPr>
+          <w:p>
+            <w:pPr>
+              <w:rPr>
+                <w:rFonts w:ascii="Times New Roman" w:hAnsi="Times New Roman" w:cs="Times New Roman"/>
+                <w:sz w:val="24"/>
+                <w:szCs w:val="24"/>
+                <w:lang w:val="en-US"/>
+              </w:rPr>
+            </w:pPr>
+            <w:r>
+              <w:rPr>
+                <w:rFonts w:ascii="Times New Roman" w:hAnsi="Times New Roman" w:cs="Times New Roman"/>
+                <w:sz w:val="24"/>
+                <w:szCs w:val="24"/>
+                <w:lang w:val="en-US"/>
+              </w:rPr>
+              <w:t>price</w:t>
+            </w:r>
+          </w:p>
+        </w:tc>
+        <w:tc>
+          <w:tcPr>
+            <w:tcW w:w="0" w:type="auto"/>
+            <w:shd w:val="clear" w:color="auto" w:fill="D9E2F3" w:themeFill="accent1" w:themeFillTint="33"/>
+          </w:tcPr>
+          <w:p>
+            <w:pPr>
+              <w:rPr>
+                <w:rFonts w:ascii="Times New Roman" w:hAnsi="Times New Roman" w:cs="Times New Roman"/>
+                <w:sz w:val="24"/>
+                <w:szCs w:val="24"/>
+                <w:lang w:val="ru-RU"/>
+              </w:rPr>
+            </w:pPr>
+            <w:r>
+              <w:rPr>
+                <w:rFonts w:ascii="Times New Roman" w:hAnsi="Times New Roman" w:cs="Times New Roman"/>
+                <w:sz w:val="24"/>
+                <w:szCs w:val="24"/>
+                <w:lang w:val="ru-RU"/>
+              </w:rPr>
+              <w:t>Стоимость абонемента</w:t>
+            </w:r>
+          </w:p>
+        </w:tc>
+      </w:tr>
+      <w:tr>
+        <w:tc>
+          <w:tcPr>
+            <w:tcW w:w="0" w:type="auto"/>
+            <w:shd w:val="clear" w:color="auto" w:fill="D9E2F3" w:themeFill="accent1" w:themeFillTint="33"/>
+          </w:tcPr>
+          <w:p>
+            <w:pPr>
+              <w:rPr>
+                <w:rFonts w:ascii="Times New Roman" w:hAnsi="Times New Roman" w:cs="Times New Roman"/>
+                <w:sz w:val="24"/>
+                <w:szCs w:val="24"/>
+                <w:lang w:val="en-US"/>
+              </w:rPr>
+            </w:pPr>
+            <w:proofErr w:type="spellStart"/>
+            <w:r>
+              <w:rPr>
+                <w:rFonts w:ascii="Times New Roman" w:hAnsi="Times New Roman" w:cs="Times New Roman"/>
+                <w:sz w:val="24"/>
+                <w:szCs w:val="24"/>
+                <w:lang w:val="en-US"/>
+              </w:rPr>
+              <w:t>start_date</w:t>
+            </w:r>
+            <w:proofErr w:type="spellEnd"/>
+          </w:p>
+        </w:tc>
+        <w:tc>
+          <w:tcPr>
+            <w:tcW w:w="0" w:type="auto"/>
+            <w:shd w:val="clear" w:color="auto" w:fill="D9E2F3" w:themeFill="accent1" w:themeFillTint="33"/>
+          </w:tcPr>
+          <w:p>
+            <w:pPr>
+              <w:rPr>
+                <w:rFonts w:ascii="Times New Roman" w:hAnsi="Times New Roman" w:cs="Times New Roman"/>
+                <w:sz w:val="24"/>
+                <w:szCs w:val="24"/>
+                <w:lang w:val="ru-RU"/>
+              </w:rPr>
+            </w:pPr>
+            <w:r>
+              <w:rPr>
+                <w:rFonts w:ascii="Times New Roman" w:hAnsi="Times New Roman" w:cs="Times New Roman"/>
+                <w:sz w:val="24"/>
+                <w:szCs w:val="24"/>
+                <w:lang w:val="ru-RU"/>
+              </w:rPr>
+              <w:t xml:space="preserve">Дата начала действия версии </w:t>
+            </w:r>
+            <w:r>
+              <w:rPr>
+                <w:rFonts w:ascii="Times New Roman" w:hAnsi="Times New Roman" w:cs="Times New Roman"/>
+                <w:sz w:val="24"/>
+                <w:szCs w:val="24"/>
+                <w:lang w:val="ru-RU"/>
+              </w:rPr>
+              <w:t>(</w:t>
+            </w:r>
+            <w:r>
+              <w:rPr>
+                <w:rFonts w:ascii="Times New Roman" w:hAnsi="Times New Roman" w:cs="Times New Roman"/>
+                <w:sz w:val="24"/>
+                <w:szCs w:val="24"/>
+                <w:lang w:val="en-US"/>
+              </w:rPr>
+              <w:t>SCD</w:t>
+            </w:r>
+            <w:r>
+              <w:rPr>
+                <w:rFonts w:ascii="Times New Roman" w:hAnsi="Times New Roman" w:cs="Times New Roman"/>
+                <w:sz w:val="24"/>
+                <w:szCs w:val="24"/>
+                <w:lang w:val="ru-RU"/>
+              </w:rPr>
+              <w:t xml:space="preserve"> </w:t>
+            </w:r>
+            <w:r>
+              <w:rPr>
+                <w:rFonts w:ascii="Times New Roman" w:hAnsi="Times New Roman" w:cs="Times New Roman"/>
+                <w:sz w:val="24"/>
+                <w:szCs w:val="24"/>
+                <w:lang w:val="en-US"/>
+              </w:rPr>
+              <w:t>Type</w:t>
+            </w:r>
+            <w:r>
+              <w:rPr>
+                <w:rFonts w:ascii="Times New Roman" w:hAnsi="Times New Roman" w:cs="Times New Roman"/>
+                <w:sz w:val="24"/>
+                <w:szCs w:val="24"/>
+                <w:lang w:val="ru-RU"/>
+              </w:rPr>
+              <w:t xml:space="preserve"> 2)</w:t>
+            </w:r>
+          </w:p>
+        </w:tc>
+      </w:tr>
+      <w:tr>
+        <w:tc>
+          <w:tcPr>
+            <w:tcW w:w="0" w:type="auto"/>
+            <w:shd w:val="clear" w:color="auto" w:fill="D9E2F3" w:themeFill="accent1" w:themeFillTint="33"/>
+          </w:tcPr>
+          <w:p>
+            <w:pPr>
+              <w:rPr>
+                <w:rFonts w:ascii="Times New Roman" w:hAnsi="Times New Roman" w:cs="Times New Roman"/>
+                <w:sz w:val="24"/>
+                <w:szCs w:val="24"/>
+                <w:lang w:val="en-US"/>
+              </w:rPr>
+            </w:pPr>
+            <w:proofErr w:type="spellStart"/>
+            <w:r>
+              <w:rPr>
+                <w:rFonts w:ascii="Times New Roman" w:hAnsi="Times New Roman" w:cs="Times New Roman"/>
+                <w:sz w:val="24"/>
+                <w:szCs w:val="24"/>
+                <w:lang w:val="en-US"/>
+              </w:rPr>
+              <w:t>end_date</w:t>
+            </w:r>
+            <w:proofErr w:type="spellEnd"/>
+          </w:p>
+        </w:tc>
+        <w:tc>
+          <w:tcPr>
+            <w:tcW w:w="0" w:type="auto"/>
+            <w:shd w:val="clear" w:color="auto" w:fill="D9E2F3" w:themeFill="accent1" w:themeFillTint="33"/>
+          </w:tcPr>
+          <w:p>
+            <w:pPr>
+              <w:rPr>
+                <w:rFonts w:ascii="Times New Roman" w:hAnsi="Times New Roman" w:cs="Times New Roman"/>
+                <w:sz w:val="24"/>
+                <w:szCs w:val="24"/>
+                <w:lang w:val="en-US"/>
+              </w:rPr>
+            </w:pPr>
+            <w:r>
+              <w:rPr>
+                <w:rFonts w:ascii="Times New Roman" w:hAnsi="Times New Roman" w:cs="Times New Roman"/>
+                <w:sz w:val="24"/>
+                <w:szCs w:val="24"/>
+                <w:lang w:val="ru-RU"/>
+              </w:rPr>
+              <w:t>Дата окончания действия версии</w:t>
+            </w:r>
+          </w:p>
+        </w:tc>
+      </w:tr>
+      <w:tr>
+        <w:tc>
+          <w:tcPr>
+            <w:tcW w:w="0" w:type="auto"/>
+            <w:shd w:val="clear" w:color="auto" w:fill="D9E2F3" w:themeFill="accent1" w:themeFillTint="33"/>
+          </w:tcPr>
+          <w:p>
+            <w:pPr>
+              <w:rPr>
+                <w:rFonts w:ascii="Times New Roman" w:hAnsi="Times New Roman" w:cs="Times New Roman"/>
+                <w:sz w:val="24"/>
+                <w:szCs w:val="24"/>
+              </w:rPr>
+            </w:pPr>
+            <w:proofErr w:type="spellStart"/>
+            <w:r>
+              <w:rPr>
+                <w:rFonts w:ascii="Times New Roman" w:hAnsi="Times New Roman" w:cs="Times New Roman"/>
+                <w:sz w:val="24"/>
+                <w:szCs w:val="24"/>
+              </w:rPr>
+              <w:t>is_current</w:t>
+            </w:r>
+            <w:proofErr w:type="spellEnd"/>
+          </w:p>
+        </w:tc>
+        <w:tc>
+          <w:tcPr>
+            <w:tcW w:w="0" w:type="auto"/>
+            <w:shd w:val="clear" w:color="auto" w:fill="D9E2F3" w:themeFill="accent1" w:themeFillTint="33"/>
+          </w:tcPr>
+          <w:p>
+            <w:pPr>
+              <w:rPr>
+                <w:rFonts w:ascii="Times New Roman" w:hAnsi="Times New Roman" w:cs="Times New Roman"/>
+                <w:sz w:val="24"/>
+                <w:szCs w:val="24"/>
+                <w:lang w:val="ru-RU"/>
+              </w:rPr>
+            </w:pPr>
+            <w:r>
+              <w:rPr>
+                <w:rFonts w:ascii="Times New Roman" w:hAnsi="Times New Roman" w:cs="Times New Roman"/>
+                <w:sz w:val="24"/>
+                <w:szCs w:val="24"/>
+                <w:lang w:val="ru-RU"/>
+              </w:rPr>
+              <w:t>Текущая версия записи</w:t>
+            </w:r>
+          </w:p>
+        </w:tc>
+      </w:tr>
+    </w:tbl>
+    <w:p>
+      <w:pPr>
+        <w:rPr>
+          <w:rFonts w:ascii="Times New Roman" w:hAnsi="Times New Roman" w:cs="Times New Roman"/>
+          <w:sz w:val="24"/>
+          <w:szCs w:val="24"/>
+          <w:lang w:val="ru-RU"/>
+        </w:rPr>
+      </w:pPr>
+    </w:p>
+    <w:p>
+      <w:pPr>
+        <w:rPr>
+          <w:rFonts w:ascii="Times New Roman" w:hAnsi="Times New Roman" w:cs="Times New Roman"/>
+          <w:sz w:val="24"/>
+          <w:szCs w:val="24"/>
+          <w:lang w:val="ru-RU"/>
+        </w:rPr>
+      </w:pPr>
+    </w:p>
+    <w:p>
+      <w:pPr>
+        <w:rPr>
+          <w:rFonts w:ascii="Times New Roman" w:hAnsi="Times New Roman" w:cs="Times New Roman"/>
+          <w:sz w:val="24"/>
+          <w:szCs w:val="24"/>
+          <w:lang w:val="ru-RU"/>
+        </w:rPr>
+      </w:pPr>
+    </w:p>
+    <w:p>
+      <w:pPr>
+        <w:rPr>
+          <w:rFonts w:ascii="Times New Roman" w:hAnsi="Times New Roman" w:cs="Times New Roman"/>
+          <w:sz w:val="24"/>
+          <w:szCs w:val="24"/>
+          <w:lang w:val="ru-RU"/>
+        </w:rPr>
+      </w:pPr>
+    </w:p>
+    <w:p>
+      <w:pPr>
+        <w:rPr>
+          <w:rFonts w:ascii="Times New Roman" w:hAnsi="Times New Roman" w:cs="Times New Roman"/>
+          <w:sz w:val="24"/>
+          <w:szCs w:val="24"/>
+          <w:lang w:val="ru-RU"/>
+        </w:rPr>
+      </w:pPr>
+    </w:p>
+    <w:tbl>
+      <w:tblPr>
+        <w:tblStyle w:val="a4"/>
+        <w:tblpPr w:leftFromText="180" w:rightFromText="180" w:vertAnchor="text" w:horzAnchor="page" w:tblpX="122" w:tblpY="183"/>
         <w:tblW w:w="0" w:type="auto"/>
         <w:tblLook w:val="04A0" w:firstRow="1" w:lastRow="0" w:firstColumn="1" w:lastColumn="0" w:noHBand="0" w:noVBand="1"/>
       </w:tblPr>
@@ -2898,41 +4244,104 @@
                 <w:lang w:val="ru-RU"/>
               </w:rPr>
             </w:pPr>
-            <w:proofErr w:type="spellStart"/>
-            <w:r>
-              <w:rPr>
-                <w:rFonts w:ascii="Times New Roman" w:hAnsi="Times New Roman" w:cs="Times New Roman"/>
-                <w:sz w:val="24"/>
-                <w:szCs w:val="24"/>
-                <w:lang w:val="ru-RU"/>
-              </w:rPr>
-              <w:t>full_name</w:t>
-            </w:r>
-            <w:proofErr w:type="spellEnd"/>
-          </w:p>
-        </w:tc>
-        <w:tc>
-          <w:tcPr>
-            <w:tcW w:w="0" w:type="auto"/>
-            <w:shd w:val="clear" w:color="auto" w:fill="D9E2F3" w:themeFill="accent1" w:themeFillTint="33"/>
-          </w:tcPr>
-          <w:p>
-            <w:pPr>
-              <w:rPr>
-                <w:rFonts w:ascii="Times New Roman" w:hAnsi="Times New Roman" w:cs="Times New Roman"/>
-                <w:sz w:val="24"/>
-                <w:szCs w:val="24"/>
-                <w:lang w:val="ru-RU"/>
-              </w:rPr>
-            </w:pPr>
-            <w:r>
-              <w:rPr>
-                <w:rFonts w:ascii="Times New Roman" w:hAnsi="Times New Roman" w:cs="Times New Roman"/>
-                <w:sz w:val="24"/>
-                <w:szCs w:val="24"/>
-                <w:lang w:val="ru-RU"/>
-              </w:rPr>
-              <w:t>Полное имя тренера</w:t>
+            <w:r>
+              <w:rPr>
+                <w:rFonts w:ascii="Times New Roman" w:hAnsi="Times New Roman" w:cs="Times New Roman"/>
+                <w:sz w:val="24"/>
+                <w:szCs w:val="24"/>
+                <w:lang w:val="en-US"/>
+              </w:rPr>
+              <w:t>first_</w:t>
+            </w:r>
+            <w:proofErr w:type="spellStart"/>
+            <w:r>
+              <w:rPr>
+                <w:rFonts w:ascii="Times New Roman" w:hAnsi="Times New Roman" w:cs="Times New Roman"/>
+                <w:sz w:val="24"/>
+                <w:szCs w:val="24"/>
+                <w:lang w:val="ru-RU"/>
+              </w:rPr>
+              <w:t>name</w:t>
+            </w:r>
+            <w:proofErr w:type="spellEnd"/>
+          </w:p>
+        </w:tc>
+        <w:tc>
+          <w:tcPr>
+            <w:tcW w:w="0" w:type="auto"/>
+            <w:shd w:val="clear" w:color="auto" w:fill="D9E2F3" w:themeFill="accent1" w:themeFillTint="33"/>
+          </w:tcPr>
+          <w:p>
+            <w:pPr>
+              <w:rPr>
+                <w:rFonts w:ascii="Times New Roman" w:hAnsi="Times New Roman" w:cs="Times New Roman"/>
+                <w:sz w:val="24"/>
+                <w:szCs w:val="24"/>
+                <w:lang w:val="ru-RU"/>
+              </w:rPr>
+            </w:pPr>
+            <w:r>
+              <w:rPr>
+                <w:rFonts w:ascii="Times New Roman" w:hAnsi="Times New Roman" w:cs="Times New Roman"/>
+                <w:sz w:val="24"/>
+                <w:szCs w:val="24"/>
+                <w:lang w:val="ru-RU"/>
+              </w:rPr>
+              <w:t>Имя тренера</w:t>
+            </w:r>
+          </w:p>
+        </w:tc>
+      </w:tr>
+      <w:tr>
+        <w:tc>
+          <w:tcPr>
+            <w:tcW w:w="0" w:type="auto"/>
+            <w:shd w:val="clear" w:color="auto" w:fill="D9E2F3" w:themeFill="accent1" w:themeFillTint="33"/>
+          </w:tcPr>
+          <w:p>
+            <w:pPr>
+              <w:rPr>
+                <w:rFonts w:ascii="Times New Roman" w:hAnsi="Times New Roman" w:cs="Times New Roman"/>
+                <w:sz w:val="24"/>
+                <w:szCs w:val="24"/>
+                <w:lang w:val="en-US"/>
+              </w:rPr>
+            </w:pPr>
+            <w:proofErr w:type="spellStart"/>
+            <w:r>
+              <w:rPr>
+                <w:rFonts w:ascii="Times New Roman" w:hAnsi="Times New Roman" w:cs="Times New Roman"/>
+                <w:sz w:val="24"/>
+                <w:szCs w:val="24"/>
+                <w:lang w:val="en-US"/>
+              </w:rPr>
+              <w:t>last_name</w:t>
+            </w:r>
+            <w:proofErr w:type="spellEnd"/>
+          </w:p>
+        </w:tc>
+        <w:tc>
+          <w:tcPr>
+            <w:tcW w:w="0" w:type="auto"/>
+            <w:shd w:val="clear" w:color="auto" w:fill="D9E2F3" w:themeFill="accent1" w:themeFillTint="33"/>
+          </w:tcPr>
+          <w:p>
+            <w:pPr>
+              <w:rPr>
+                <w:rFonts w:ascii="Times New Roman" w:hAnsi="Times New Roman" w:cs="Times New Roman"/>
+                <w:sz w:val="24"/>
+                <w:szCs w:val="24"/>
+                <w:lang w:val="ru-RU"/>
+              </w:rPr>
+            </w:pPr>
+            <w:r>
+              <w:rPr>
+                <w:rFonts w:ascii="Times New Roman" w:hAnsi="Times New Roman" w:cs="Times New Roman"/>
+                <w:sz w:val="24"/>
+                <w:szCs w:val="24"/>
+                <w:lang w:val="ru-RU"/>
+              </w:rPr>
+              <w:t>Фамилия тренера</w:t>
             </w:r>
           </w:p>
         </w:tc>
@@ -3005,6 +4414,234 @@
       <w:pPr>
         <w:rPr>
           <w:rFonts w:ascii="Times New Roman" w:hAnsi="Times New Roman" w:cs="Times New Roman"/>
+          <w:sz w:val="24"/>
+          <w:szCs w:val="24"/>
+          <w:lang w:val="ru-RU"/>
+        </w:rPr>
+      </w:pPr>
+    </w:p>
+    <w:p>
+      <w:pPr>
+        <w:rPr>
+          <w:rFonts w:ascii="Times New Roman" w:hAnsi="Times New Roman" w:cs="Times New Roman"/>
+          <w:sz w:val="24"/>
+          <w:szCs w:val="24"/>
+          <w:lang w:val="ru-RU"/>
+        </w:rPr>
+      </w:pPr>
+    </w:p>
+    <w:p>
+      <w:pPr>
+        <w:rPr>
+          <w:rFonts w:ascii="Times New Roman" w:hAnsi="Times New Roman" w:cs="Times New Roman"/>
+          <w:sz w:val="24"/>
+          <w:szCs w:val="24"/>
+          <w:lang w:val="ru-RU"/>
+        </w:rPr>
+      </w:pPr>
+    </w:p>
+    <w:p>
+      <w:pPr>
+        <w:rPr>
+          <w:rFonts w:ascii="Times New Roman" w:hAnsi="Times New Roman" w:cs="Times New Roman"/>
+          <w:sz w:val="24"/>
+          <w:szCs w:val="24"/>
+          <w:lang w:val="ru-RU"/>
+        </w:rPr>
+      </w:pPr>
+    </w:p>
+    <w:p>
+      <w:pPr>
+        <w:rPr>
+          <w:rFonts w:ascii="Times New Roman" w:hAnsi="Times New Roman" w:cs="Times New Roman"/>
+          <w:sz w:val="24"/>
+          <w:szCs w:val="24"/>
+          <w:lang w:val="ru-RU"/>
+        </w:rPr>
+      </w:pPr>
+    </w:p>
+    <w:p>
+      <w:pPr>
+        <w:rPr>
+          <w:rFonts w:ascii="Times New Roman" w:hAnsi="Times New Roman" w:cs="Times New Roman"/>
+          <w:sz w:val="24"/>
+          <w:szCs w:val="24"/>
+          <w:lang w:val="ru-RU"/>
+        </w:rPr>
+      </w:pPr>
+      <w:r>
+        <w:rPr>
+          <w:rFonts w:ascii="Times New Roman" w:hAnsi="Times New Roman" w:cs="Times New Roman"/>
+          <w:sz w:val="24"/>
+          <w:szCs w:val="24"/>
+          <w:lang w:val="ru-RU"/>
+        </w:rPr>
+        <w:t xml:space="preserve">Для </w:t>
+      </w:r>
+      <w:proofErr w:type="spellStart"/>
+      <w:r>
+        <w:rPr>
+          <w:rFonts w:ascii="Times New Roman" w:hAnsi="Times New Roman" w:cs="Times New Roman"/>
+          <w:sz w:val="24"/>
+          <w:szCs w:val="24"/>
+          <w:lang w:val="ru-RU"/>
+        </w:rPr>
+        <w:t>dim_membership_type</w:t>
+      </w:r>
+      <w:proofErr w:type="spellEnd"/>
+      <w:r>
+        <w:rPr>
+          <w:rFonts w:ascii="Times New Roman" w:hAnsi="Times New Roman" w:cs="Times New Roman"/>
+          <w:sz w:val="24"/>
+          <w:szCs w:val="24"/>
+          <w:lang w:val="ru-RU"/>
+        </w:rPr>
+        <w:t xml:space="preserve"> используется SCD Type 2, чтобы сохранять историю изменения цены.</w:t>
+      </w:r>
+    </w:p>
+    <w:p>
+      <w:pPr>
+        <w:rPr>
+          <w:rFonts w:ascii="Times New Roman" w:hAnsi="Times New Roman" w:cs="Times New Roman"/>
+          <w:sz w:val="24"/>
+          <w:szCs w:val="24"/>
+          <w:lang w:val="ru-RU"/>
+        </w:rPr>
+      </w:pPr>
+      <w:r>
+        <w:rPr>
+          <w:rFonts w:ascii="Times New Roman" w:hAnsi="Times New Roman" w:cs="Times New Roman"/>
+          <w:sz w:val="24"/>
+          <w:szCs w:val="24"/>
+          <w:lang w:val="ru-RU"/>
+        </w:rPr>
+        <w:t>Тип абонемента</w:t>
+      </w:r>
+      <w:r>
+        <w:rPr>
+          <w:rFonts w:ascii="Times New Roman" w:hAnsi="Times New Roman" w:cs="Times New Roman"/>
+          <w:sz w:val="24"/>
+          <w:szCs w:val="24"/>
+          <w:lang w:val="ru-RU"/>
+        </w:rPr>
+        <w:t xml:space="preserve">: </w:t>
+      </w:r>
+      <w:r>
+        <w:rPr>
+          <w:rFonts w:ascii="Times New Roman" w:hAnsi="Times New Roman" w:cs="Times New Roman"/>
+          <w:sz w:val="24"/>
+          <w:szCs w:val="24"/>
+          <w:lang w:val="ru-RU"/>
+        </w:rPr>
+        <w:t>2000</w:t>
+      </w:r>
+      <w:r>
+        <w:rPr>
+          <w:rFonts w:ascii="Times New Roman" w:hAnsi="Times New Roman" w:cs="Times New Roman"/>
+          <w:sz w:val="24"/>
+          <w:szCs w:val="24"/>
+          <w:lang w:val="ru-RU"/>
+        </w:rPr>
+        <w:t xml:space="preserve"> с 2026-01-01 по 2026-0</w:t>
+      </w:r>
+      <w:r>
+        <w:rPr>
+          <w:rFonts w:ascii="Times New Roman" w:hAnsi="Times New Roman" w:cs="Times New Roman"/>
+          <w:sz w:val="24"/>
+          <w:szCs w:val="24"/>
+          <w:lang w:val="ru-RU"/>
+        </w:rPr>
+        <w:t>3</w:t>
+      </w:r>
+      <w:r>
+        <w:rPr>
+          <w:rFonts w:ascii="Times New Roman" w:hAnsi="Times New Roman" w:cs="Times New Roman"/>
+          <w:sz w:val="24"/>
+          <w:szCs w:val="24"/>
+          <w:lang w:val="ru-RU"/>
+        </w:rPr>
+        <w:t>-30;</w:t>
+      </w:r>
+    </w:p>
+    <w:p>
+      <w:pPr>
+        <w:ind w:firstLine="720"/>
+        <w:rPr>
+          <w:rFonts w:ascii="Times New Roman" w:hAnsi="Times New Roman" w:cs="Times New Roman"/>
+          <w:sz w:val="24"/>
+          <w:szCs w:val="24"/>
+          <w:lang w:val="ru-RU"/>
+        </w:rPr>
+      </w:pPr>
+      <w:r>
+        <w:rPr>
+          <w:rFonts w:ascii="Times New Roman" w:hAnsi="Times New Roman" w:cs="Times New Roman"/>
+          <w:sz w:val="24"/>
+          <w:szCs w:val="24"/>
+          <w:lang w:val="ru-RU"/>
+        </w:rPr>
+        <w:t xml:space="preserve">   </w:t>
+      </w:r>
+      <w:r>
+        <w:rPr>
+          <w:rFonts w:ascii="Times New Roman" w:hAnsi="Times New Roman" w:cs="Times New Roman"/>
+          <w:sz w:val="24"/>
+          <w:szCs w:val="24"/>
+          <w:lang w:val="ru-RU"/>
+        </w:rPr>
+        <w:t xml:space="preserve"> </w:t>
+      </w:r>
+      <w:r>
+        <w:rPr>
+          <w:rFonts w:ascii="Times New Roman" w:hAnsi="Times New Roman" w:cs="Times New Roman"/>
+          <w:sz w:val="24"/>
+          <w:szCs w:val="24"/>
+          <w:lang w:val="ru-RU"/>
+        </w:rPr>
+        <w:tab/>
+        <w:t xml:space="preserve">     </w:t>
+      </w:r>
+      <w:r>
+        <w:rPr>
+          <w:rFonts w:ascii="Times New Roman" w:hAnsi="Times New Roman" w:cs="Times New Roman"/>
+          <w:sz w:val="24"/>
+          <w:szCs w:val="24"/>
+          <w:lang w:val="ru-RU"/>
+        </w:rPr>
+        <w:t>35</w:t>
+      </w:r>
+      <w:r>
+        <w:rPr>
+          <w:rFonts w:ascii="Times New Roman" w:hAnsi="Times New Roman" w:cs="Times New Roman"/>
+          <w:sz w:val="24"/>
+          <w:szCs w:val="24"/>
+          <w:lang w:val="ru-RU"/>
+        </w:rPr>
+        <w:t>00 с 2026-0</w:t>
+      </w:r>
+      <w:r>
+        <w:rPr>
+          <w:rFonts w:ascii="Times New Roman" w:hAnsi="Times New Roman" w:cs="Times New Roman"/>
+          <w:sz w:val="24"/>
+          <w:szCs w:val="24"/>
+          <w:lang w:val="ru-RU"/>
+        </w:rPr>
+        <w:t>4</w:t>
+      </w:r>
+      <w:r>
+        <w:rPr>
+          <w:rFonts w:ascii="Times New Roman" w:hAnsi="Times New Roman" w:cs="Times New Roman"/>
+          <w:sz w:val="24"/>
+          <w:szCs w:val="24"/>
+          <w:lang w:val="ru-RU"/>
+        </w:rPr>
+        <w:t>-01, текущая версия.</w:t>
+      </w:r>
+    </w:p>
+    <w:p>
+      <w:pPr>
+        <w:rPr>
+          <w:rFonts w:ascii="Times New Roman" w:hAnsi="Times New Roman" w:cs="Times New Roman"/>
           <w:b/>
           <w:bCs/>
           <w:sz w:val="24"/>
@@ -3012,814 +4649,53 @@
           <w:lang w:val="ru-RU"/>
         </w:rPr>
       </w:pPr>
+      <w:r>
+        <w:rPr>
+          <w:rFonts w:ascii="Times New Roman" w:hAnsi="Times New Roman" w:cs="Times New Roman"/>
+          <w:b/>
+          <w:bCs/>
+          <w:sz w:val="24"/>
+          <w:szCs w:val="24"/>
+          <w:lang w:val="ru-RU"/>
+        </w:rPr>
+        <w:t xml:space="preserve">Выбор схемы: </w:t>
+      </w:r>
+      <w:r>
+        <w:rPr>
+          <w:rFonts w:ascii="Times New Roman" w:hAnsi="Times New Roman" w:cs="Times New Roman"/>
+          <w:b/>
+          <w:bCs/>
+          <w:sz w:val="24"/>
+          <w:szCs w:val="24"/>
+        </w:rPr>
+        <w:t>Star</w:t>
+      </w:r>
+      <w:r>
+        <w:rPr>
+          <w:rFonts w:ascii="Times New Roman" w:hAnsi="Times New Roman" w:cs="Times New Roman"/>
+          <w:b/>
+          <w:bCs/>
+          <w:sz w:val="24"/>
+          <w:szCs w:val="24"/>
+          <w:lang w:val="ru-RU"/>
+        </w:rPr>
+        <w:t xml:space="preserve"> </w:t>
+      </w:r>
+      <w:r>
+        <w:rPr>
+          <w:rFonts w:ascii="Times New Roman" w:hAnsi="Times New Roman" w:cs="Times New Roman"/>
+          <w:b/>
+          <w:bCs/>
+          <w:sz w:val="24"/>
+          <w:szCs w:val="24"/>
+        </w:rPr>
+        <w:t>Schema</w:t>
+      </w:r>
     </w:p>
     <w:p>
       <w:pPr>
         <w:rPr>
           <w:rFonts w:ascii="Times New Roman" w:hAnsi="Times New Roman" w:cs="Times New Roman"/>
-          <w:b/>
-          <w:bCs/>
-          <w:sz w:val="24"/>
-          <w:szCs w:val="24"/>
-          <w:lang w:val="ru-RU"/>
-        </w:rPr>
-      </w:pPr>
-    </w:p>
-    <w:tbl>
-      <w:tblPr>
-        <w:tblStyle w:val="a4"/>
-        <w:tblpPr w:leftFromText="180" w:rightFromText="180" w:vertAnchor="page" w:horzAnchor="page" w:tblpX="511" w:tblpY="3891"/>
-        <w:tblW w:w="0" w:type="auto"/>
-        <w:tblLook w:val="04A0" w:firstRow="1" w:lastRow="0" w:firstColumn="1" w:lastColumn="0" w:noHBand="0" w:noVBand="1"/>
-      </w:tblPr>
-      <w:tblGrid>
-        <w:gridCol w:w="1736"/>
-        <w:gridCol w:w="2160"/>
-      </w:tblGrid>
-      <w:tr>
-        <w:tc>
-          <w:tcPr>
-            <w:tcW w:w="0" w:type="auto"/>
-            <w:gridSpan w:val="2"/>
-            <w:shd w:val="clear" w:color="auto" w:fill="B4C6E7" w:themeFill="accent1" w:themeFillTint="66"/>
-          </w:tcPr>
-          <w:p>
-            <w:pPr>
-              <w:tabs>
-                <w:tab w:val="left" w:pos="3680"/>
-              </w:tabs>
-              <w:rPr>
-                <w:rFonts w:ascii="Times New Roman" w:hAnsi="Times New Roman" w:cs="Times New Roman"/>
-                <w:b/>
-                <w:bCs/>
-                <w:sz w:val="24"/>
-                <w:szCs w:val="24"/>
-                <w:lang w:val="ru-RU"/>
-              </w:rPr>
-            </w:pPr>
-            <w:proofErr w:type="spellStart"/>
-            <w:r>
-              <w:rPr>
-                <w:rFonts w:ascii="Times New Roman" w:hAnsi="Times New Roman" w:cs="Times New Roman"/>
-                <w:b/>
-                <w:bCs/>
-                <w:sz w:val="24"/>
-                <w:szCs w:val="24"/>
-                <w:lang w:val="ru-RU"/>
-              </w:rPr>
-              <w:t>dim_class</w:t>
-            </w:r>
-            <w:proofErr w:type="spellEnd"/>
-            <w:r>
-              <w:rPr>
-                <w:rFonts w:ascii="Times New Roman" w:hAnsi="Times New Roman" w:cs="Times New Roman"/>
-                <w:b/>
-                <w:bCs/>
-                <w:sz w:val="24"/>
-                <w:szCs w:val="24"/>
-                <w:lang w:val="ru-RU"/>
-              </w:rPr>
-              <w:t xml:space="preserve"> </w:t>
-            </w:r>
-            <w:r>
-              <w:rPr>
-                <w:rFonts w:ascii="Times New Roman" w:hAnsi="Times New Roman" w:cs="Times New Roman"/>
-                <w:b/>
-                <w:bCs/>
-                <w:sz w:val="24"/>
-                <w:szCs w:val="24"/>
-                <w:lang w:val="ru-RU"/>
-              </w:rPr>
-              <w:t xml:space="preserve">- </w:t>
-            </w:r>
-            <w:r>
-              <w:rPr>
-                <w:rFonts w:ascii="Times New Roman" w:hAnsi="Times New Roman" w:cs="Times New Roman"/>
-                <w:b/>
-                <w:bCs/>
-                <w:sz w:val="24"/>
-                <w:szCs w:val="24"/>
-                <w:lang w:val="ru-RU"/>
-              </w:rPr>
-              <w:t>Какое занятие?</w:t>
-            </w:r>
-          </w:p>
-        </w:tc>
-      </w:tr>
-      <w:tr>
-        <w:tc>
-          <w:tcPr>
-            <w:tcW w:w="0" w:type="auto"/>
-            <w:shd w:val="clear" w:color="auto" w:fill="D9E2F3" w:themeFill="accent1" w:themeFillTint="33"/>
-          </w:tcPr>
-          <w:p>
-            <w:pPr>
-              <w:rPr>
-                <w:rFonts w:ascii="Times New Roman" w:hAnsi="Times New Roman" w:cs="Times New Roman"/>
-                <w:sz w:val="24"/>
-                <w:szCs w:val="24"/>
-                <w:lang w:val="ru-RU"/>
-              </w:rPr>
-            </w:pPr>
-            <w:proofErr w:type="spellStart"/>
-            <w:r>
-              <w:rPr>
-                <w:rFonts w:ascii="Times New Roman" w:hAnsi="Times New Roman" w:cs="Times New Roman"/>
-                <w:sz w:val="24"/>
-                <w:szCs w:val="24"/>
-                <w:lang w:val="ru-RU"/>
-              </w:rPr>
-              <w:t>class_sk</w:t>
-            </w:r>
-            <w:proofErr w:type="spellEnd"/>
-          </w:p>
-        </w:tc>
-        <w:tc>
-          <w:tcPr>
-            <w:tcW w:w="0" w:type="auto"/>
-            <w:shd w:val="clear" w:color="auto" w:fill="D9E2F3" w:themeFill="accent1" w:themeFillTint="33"/>
-          </w:tcPr>
-          <w:p>
-            <w:pPr>
-              <w:tabs>
-                <w:tab w:val="left" w:pos="970"/>
-              </w:tabs>
-              <w:rPr>
-                <w:rFonts w:ascii="Times New Roman" w:hAnsi="Times New Roman" w:cs="Times New Roman"/>
-                <w:sz w:val="24"/>
-                <w:szCs w:val="24"/>
-                <w:lang w:val="ru-RU"/>
-              </w:rPr>
-            </w:pPr>
-            <w:r>
-              <w:rPr>
-                <w:rFonts w:ascii="Times New Roman" w:hAnsi="Times New Roman" w:cs="Times New Roman"/>
-                <w:sz w:val="24"/>
-                <w:szCs w:val="24"/>
-                <w:lang w:val="ru-RU"/>
-              </w:rPr>
-              <w:t>Суррогатный ключ</w:t>
-            </w:r>
-          </w:p>
-        </w:tc>
-      </w:tr>
-      <w:tr>
-        <w:tc>
-          <w:tcPr>
-            <w:tcW w:w="0" w:type="auto"/>
-            <w:shd w:val="clear" w:color="auto" w:fill="D9E2F3" w:themeFill="accent1" w:themeFillTint="33"/>
-          </w:tcPr>
-          <w:p>
-            <w:pPr>
-              <w:rPr>
-                <w:rFonts w:ascii="Times New Roman" w:hAnsi="Times New Roman" w:cs="Times New Roman"/>
-                <w:sz w:val="24"/>
-                <w:szCs w:val="24"/>
-                <w:lang w:val="ru-RU"/>
-              </w:rPr>
-            </w:pPr>
-            <w:proofErr w:type="spellStart"/>
-            <w:r>
-              <w:rPr>
-                <w:rFonts w:ascii="Times New Roman" w:hAnsi="Times New Roman" w:cs="Times New Roman"/>
-                <w:sz w:val="24"/>
-                <w:szCs w:val="24"/>
-                <w:lang w:val="ru-RU"/>
-              </w:rPr>
-              <w:t>source_class_id</w:t>
-            </w:r>
-            <w:proofErr w:type="spellEnd"/>
-          </w:p>
-        </w:tc>
-        <w:tc>
-          <w:tcPr>
-            <w:tcW w:w="0" w:type="auto"/>
-            <w:shd w:val="clear" w:color="auto" w:fill="D9E2F3" w:themeFill="accent1" w:themeFillTint="33"/>
-          </w:tcPr>
-          <w:p>
-            <w:pPr>
-              <w:rPr>
-                <w:rFonts w:ascii="Times New Roman" w:hAnsi="Times New Roman" w:cs="Times New Roman"/>
-                <w:sz w:val="24"/>
-                <w:szCs w:val="24"/>
-                <w:lang w:val="ru-RU"/>
-              </w:rPr>
-            </w:pPr>
-            <w:r>
-              <w:rPr>
-                <w:rFonts w:ascii="Times New Roman" w:hAnsi="Times New Roman" w:cs="Times New Roman"/>
-                <w:sz w:val="24"/>
-                <w:szCs w:val="24"/>
-                <w:lang w:val="ru-RU"/>
-              </w:rPr>
-              <w:t>ID занятия</w:t>
-            </w:r>
-          </w:p>
-        </w:tc>
-      </w:tr>
-      <w:tr>
-        <w:tc>
-          <w:tcPr>
-            <w:tcW w:w="0" w:type="auto"/>
-            <w:shd w:val="clear" w:color="auto" w:fill="D9E2F3" w:themeFill="accent1" w:themeFillTint="33"/>
-          </w:tcPr>
-          <w:p>
-            <w:pPr>
-              <w:rPr>
-                <w:rFonts w:ascii="Times New Roman" w:hAnsi="Times New Roman" w:cs="Times New Roman"/>
-                <w:sz w:val="24"/>
-                <w:szCs w:val="24"/>
-                <w:lang w:val="ru-RU"/>
-              </w:rPr>
-            </w:pPr>
-            <w:proofErr w:type="spellStart"/>
-            <w:r>
-              <w:rPr>
-                <w:rFonts w:ascii="Times New Roman" w:hAnsi="Times New Roman" w:cs="Times New Roman"/>
-                <w:sz w:val="24"/>
-                <w:szCs w:val="24"/>
-                <w:lang w:val="ru-RU"/>
-              </w:rPr>
-              <w:t>class_name</w:t>
-            </w:r>
-            <w:proofErr w:type="spellEnd"/>
-          </w:p>
-        </w:tc>
-        <w:tc>
-          <w:tcPr>
-            <w:tcW w:w="0" w:type="auto"/>
-            <w:shd w:val="clear" w:color="auto" w:fill="D9E2F3" w:themeFill="accent1" w:themeFillTint="33"/>
-          </w:tcPr>
-          <w:p>
-            <w:pPr>
-              <w:rPr>
-                <w:rFonts w:ascii="Times New Roman" w:hAnsi="Times New Roman" w:cs="Times New Roman"/>
-                <w:sz w:val="24"/>
-                <w:szCs w:val="24"/>
-                <w:lang w:val="ru-RU"/>
-              </w:rPr>
-            </w:pPr>
-            <w:r>
-              <w:rPr>
-                <w:rFonts w:ascii="Times New Roman" w:hAnsi="Times New Roman" w:cs="Times New Roman"/>
-                <w:sz w:val="24"/>
-                <w:szCs w:val="24"/>
-                <w:lang w:val="ru-RU"/>
-              </w:rPr>
-              <w:t>Название занятия</w:t>
-            </w:r>
-          </w:p>
-        </w:tc>
-      </w:tr>
-      <w:tr>
-        <w:tc>
-          <w:tcPr>
-            <w:tcW w:w="0" w:type="auto"/>
-            <w:shd w:val="clear" w:color="auto" w:fill="D9E2F3" w:themeFill="accent1" w:themeFillTint="33"/>
-          </w:tcPr>
-          <w:p>
-            <w:pPr>
-              <w:rPr>
-                <w:rFonts w:ascii="Times New Roman" w:hAnsi="Times New Roman" w:cs="Times New Roman"/>
-                <w:sz w:val="24"/>
-                <w:szCs w:val="24"/>
-                <w:lang w:val="ru-RU"/>
-              </w:rPr>
-            </w:pPr>
-            <w:proofErr w:type="spellStart"/>
-            <w:r>
-              <w:rPr>
-                <w:rFonts w:ascii="Times New Roman" w:hAnsi="Times New Roman" w:cs="Times New Roman"/>
-                <w:sz w:val="24"/>
-                <w:szCs w:val="24"/>
-                <w:lang w:val="ru-RU"/>
-              </w:rPr>
-              <w:t>description</w:t>
-            </w:r>
-            <w:proofErr w:type="spellEnd"/>
-          </w:p>
-        </w:tc>
-        <w:tc>
-          <w:tcPr>
-            <w:tcW w:w="0" w:type="auto"/>
-            <w:shd w:val="clear" w:color="auto" w:fill="D9E2F3" w:themeFill="accent1" w:themeFillTint="33"/>
-          </w:tcPr>
-          <w:p>
-            <w:pPr>
-              <w:rPr>
-                <w:rFonts w:ascii="Times New Roman" w:hAnsi="Times New Roman" w:cs="Times New Roman"/>
-                <w:sz w:val="24"/>
-                <w:szCs w:val="24"/>
-                <w:lang w:val="ru-RU"/>
-              </w:rPr>
-            </w:pPr>
-            <w:r>
-              <w:rPr>
-                <w:rFonts w:ascii="Times New Roman" w:hAnsi="Times New Roman" w:cs="Times New Roman"/>
-                <w:sz w:val="24"/>
-                <w:szCs w:val="24"/>
-                <w:lang w:val="ru-RU"/>
-              </w:rPr>
-              <w:t>Описание</w:t>
-            </w:r>
-            <w:r>
-              <w:rPr>
-                <w:rFonts w:ascii="Times New Roman" w:hAnsi="Times New Roman" w:cs="Times New Roman"/>
-                <w:sz w:val="24"/>
-                <w:szCs w:val="24"/>
-                <w:lang w:val="ru-RU"/>
-              </w:rPr>
-              <w:t xml:space="preserve"> занятия</w:t>
-            </w:r>
-          </w:p>
-        </w:tc>
-      </w:tr>
-    </w:tbl>
-    <w:p>
-      <w:pPr>
-        <w:ind w:firstLine="720"/>
-        <w:rPr>
-          <w:rFonts w:ascii="Times New Roman" w:hAnsi="Times New Roman" w:cs="Times New Roman"/>
-          <w:sz w:val="24"/>
-          <w:szCs w:val="24"/>
-          <w:lang w:val="ru-RU"/>
-        </w:rPr>
-      </w:pPr>
-    </w:p>
-    <w:p>
-      <w:pPr>
-        <w:rPr>
-          <w:rFonts w:ascii="Times New Roman" w:hAnsi="Times New Roman" w:cs="Times New Roman"/>
-          <w:sz w:val="24"/>
-          <w:szCs w:val="24"/>
-          <w:lang w:val="ru-RU"/>
-        </w:rPr>
-      </w:pPr>
-    </w:p>
-    <w:p>
-      <w:pPr>
-        <w:rPr>
-          <w:rFonts w:ascii="Times New Roman" w:hAnsi="Times New Roman" w:cs="Times New Roman"/>
-          <w:sz w:val="24"/>
-          <w:szCs w:val="24"/>
-          <w:lang w:val="ru-RU"/>
-        </w:rPr>
-      </w:pPr>
-    </w:p>
-    <w:tbl>
-      <w:tblPr>
-        <w:tblStyle w:val="a4"/>
-        <w:tblpPr w:leftFromText="180" w:rightFromText="180" w:vertAnchor="text" w:horzAnchor="page" w:tblpX="531" w:tblpY="33"/>
-        <w:tblOverlap w:val="never"/>
-        <w:tblW w:w="0" w:type="auto"/>
-        <w:tblLook w:val="04A0" w:firstRow="1" w:lastRow="0" w:firstColumn="1" w:lastColumn="0" w:noHBand="0" w:noVBand="1"/>
-      </w:tblPr>
-      <w:tblGrid>
-        <w:gridCol w:w="2270"/>
-        <w:gridCol w:w="2944"/>
-      </w:tblGrid>
-      <w:tr>
-        <w:tc>
-          <w:tcPr>
-            <w:tcW w:w="0" w:type="auto"/>
-            <w:gridSpan w:val="2"/>
-            <w:shd w:val="clear" w:color="auto" w:fill="B4C6E7" w:themeFill="accent1" w:themeFillTint="66"/>
-          </w:tcPr>
-          <w:p>
-            <w:pPr>
-              <w:rPr>
-                <w:rFonts w:ascii="Times New Roman" w:hAnsi="Times New Roman" w:cs="Times New Roman"/>
-                <w:b/>
-                <w:bCs/>
-                <w:sz w:val="24"/>
-                <w:szCs w:val="24"/>
-              </w:rPr>
-            </w:pPr>
-            <w:proofErr w:type="spellStart"/>
-            <w:r>
-              <w:rPr>
-                <w:rFonts w:ascii="Times New Roman" w:hAnsi="Times New Roman" w:cs="Times New Roman"/>
-                <w:b/>
-                <w:bCs/>
-                <w:sz w:val="24"/>
-                <w:szCs w:val="24"/>
-              </w:rPr>
-              <w:t>dim_membership_type</w:t>
-            </w:r>
-            <w:proofErr w:type="spellEnd"/>
-            <w:r>
-              <w:rPr>
-                <w:rFonts w:ascii="Times New Roman" w:hAnsi="Times New Roman" w:cs="Times New Roman"/>
-                <w:b/>
-                <w:bCs/>
-                <w:sz w:val="24"/>
-                <w:szCs w:val="24"/>
-              </w:rPr>
-              <w:t xml:space="preserve"> - </w:t>
-            </w:r>
-            <w:r>
-              <w:rPr>
-                <w:rFonts w:ascii="Times New Roman" w:hAnsi="Times New Roman" w:cs="Times New Roman"/>
-                <w:b/>
-                <w:bCs/>
-                <w:sz w:val="24"/>
-                <w:szCs w:val="24"/>
-                <w:lang w:val="ru-RU"/>
-              </w:rPr>
-              <w:t>Какой</w:t>
-            </w:r>
-            <w:r>
-              <w:rPr>
-                <w:rFonts w:ascii="Times New Roman" w:hAnsi="Times New Roman" w:cs="Times New Roman"/>
-                <w:b/>
-                <w:bCs/>
-                <w:sz w:val="24"/>
-                <w:szCs w:val="24"/>
-              </w:rPr>
-              <w:t xml:space="preserve"> </w:t>
-            </w:r>
-            <w:r>
-              <w:rPr>
-                <w:rFonts w:ascii="Times New Roman" w:hAnsi="Times New Roman" w:cs="Times New Roman"/>
-                <w:b/>
-                <w:bCs/>
-                <w:sz w:val="24"/>
-                <w:szCs w:val="24"/>
-                <w:lang w:val="ru-RU"/>
-              </w:rPr>
-              <w:t>абонемент</w:t>
-            </w:r>
-            <w:r>
-              <w:rPr>
-                <w:rFonts w:ascii="Times New Roman" w:hAnsi="Times New Roman" w:cs="Times New Roman"/>
-                <w:b/>
-                <w:bCs/>
-                <w:sz w:val="24"/>
-                <w:szCs w:val="24"/>
-              </w:rPr>
-              <w:t>?</w:t>
-            </w:r>
-          </w:p>
-        </w:tc>
-      </w:tr>
-      <w:tr>
-        <w:tc>
-          <w:tcPr>
-            <w:tcW w:w="0" w:type="auto"/>
-            <w:shd w:val="clear" w:color="auto" w:fill="D9E2F3" w:themeFill="accent1" w:themeFillTint="33"/>
-          </w:tcPr>
-          <w:p>
-            <w:pPr>
-              <w:rPr>
-                <w:rFonts w:ascii="Times New Roman" w:hAnsi="Times New Roman" w:cs="Times New Roman"/>
-                <w:sz w:val="24"/>
-                <w:szCs w:val="24"/>
-              </w:rPr>
-            </w:pPr>
-            <w:proofErr w:type="spellStart"/>
-            <w:r>
-              <w:rPr>
-                <w:rFonts w:ascii="Times New Roman" w:hAnsi="Times New Roman" w:cs="Times New Roman"/>
-                <w:sz w:val="24"/>
-                <w:szCs w:val="24"/>
-              </w:rPr>
-              <w:t>membership_type_sk</w:t>
-            </w:r>
-            <w:proofErr w:type="spellEnd"/>
-          </w:p>
-        </w:tc>
-        <w:tc>
-          <w:tcPr>
-            <w:tcW w:w="0" w:type="auto"/>
-            <w:shd w:val="clear" w:color="auto" w:fill="D9E2F3" w:themeFill="accent1" w:themeFillTint="33"/>
-          </w:tcPr>
-          <w:p>
-            <w:pPr>
-              <w:rPr>
-                <w:rFonts w:ascii="Times New Roman" w:hAnsi="Times New Roman" w:cs="Times New Roman"/>
-                <w:sz w:val="24"/>
-                <w:szCs w:val="24"/>
-              </w:rPr>
-            </w:pPr>
-            <w:proofErr w:type="spellStart"/>
-            <w:r>
-              <w:rPr>
-                <w:rFonts w:ascii="Times New Roman" w:hAnsi="Times New Roman" w:cs="Times New Roman"/>
-                <w:sz w:val="24"/>
-                <w:szCs w:val="24"/>
-              </w:rPr>
-              <w:t>Суррогатный</w:t>
-            </w:r>
-            <w:proofErr w:type="spellEnd"/>
-            <w:r>
-              <w:rPr>
-                <w:rFonts w:ascii="Times New Roman" w:hAnsi="Times New Roman" w:cs="Times New Roman"/>
-                <w:sz w:val="24"/>
-                <w:szCs w:val="24"/>
-              </w:rPr>
-              <w:t xml:space="preserve"> </w:t>
-            </w:r>
-            <w:proofErr w:type="spellStart"/>
-            <w:r>
-              <w:rPr>
-                <w:rFonts w:ascii="Times New Roman" w:hAnsi="Times New Roman" w:cs="Times New Roman"/>
-                <w:sz w:val="24"/>
-                <w:szCs w:val="24"/>
-              </w:rPr>
-              <w:t>ключ</w:t>
-            </w:r>
-            <w:proofErr w:type="spellEnd"/>
-          </w:p>
-        </w:tc>
-      </w:tr>
-      <w:tr>
-        <w:tc>
-          <w:tcPr>
-            <w:tcW w:w="0" w:type="auto"/>
-            <w:shd w:val="clear" w:color="auto" w:fill="D9E2F3" w:themeFill="accent1" w:themeFillTint="33"/>
-          </w:tcPr>
-          <w:p>
-            <w:pPr>
-              <w:rPr>
-                <w:rFonts w:ascii="Times New Roman" w:hAnsi="Times New Roman" w:cs="Times New Roman"/>
-                <w:sz w:val="24"/>
-                <w:szCs w:val="24"/>
-              </w:rPr>
-            </w:pPr>
-            <w:proofErr w:type="spellStart"/>
-            <w:r>
-              <w:rPr>
-                <w:rFonts w:ascii="Times New Roman" w:hAnsi="Times New Roman" w:cs="Times New Roman"/>
-                <w:sz w:val="24"/>
-                <w:szCs w:val="24"/>
-              </w:rPr>
-              <w:t>source_type_id</w:t>
-            </w:r>
-            <w:proofErr w:type="spellEnd"/>
-          </w:p>
-        </w:tc>
-        <w:tc>
-          <w:tcPr>
-            <w:tcW w:w="0" w:type="auto"/>
-            <w:shd w:val="clear" w:color="auto" w:fill="D9E2F3" w:themeFill="accent1" w:themeFillTint="33"/>
-          </w:tcPr>
-          <w:p>
-            <w:pPr>
-              <w:rPr>
-                <w:rFonts w:ascii="Times New Roman" w:hAnsi="Times New Roman" w:cs="Times New Roman"/>
-                <w:sz w:val="24"/>
-                <w:szCs w:val="24"/>
-              </w:rPr>
-            </w:pPr>
-            <w:r>
-              <w:rPr>
-                <w:rFonts w:ascii="Times New Roman" w:hAnsi="Times New Roman" w:cs="Times New Roman"/>
-                <w:sz w:val="24"/>
-                <w:szCs w:val="24"/>
-              </w:rPr>
-              <w:t xml:space="preserve">ID </w:t>
-            </w:r>
-            <w:proofErr w:type="spellStart"/>
-            <w:r>
-              <w:rPr>
-                <w:rFonts w:ascii="Times New Roman" w:hAnsi="Times New Roman" w:cs="Times New Roman"/>
-                <w:sz w:val="24"/>
-                <w:szCs w:val="24"/>
-              </w:rPr>
-              <w:t>типа</w:t>
-            </w:r>
-            <w:proofErr w:type="spellEnd"/>
-          </w:p>
-        </w:tc>
-      </w:tr>
-      <w:tr>
-        <w:tc>
-          <w:tcPr>
-            <w:tcW w:w="0" w:type="auto"/>
-            <w:shd w:val="clear" w:color="auto" w:fill="D9E2F3" w:themeFill="accent1" w:themeFillTint="33"/>
-          </w:tcPr>
-          <w:p>
-            <w:pPr>
-              <w:rPr>
-                <w:rFonts w:ascii="Times New Roman" w:hAnsi="Times New Roman" w:cs="Times New Roman"/>
-                <w:sz w:val="24"/>
-                <w:szCs w:val="24"/>
-              </w:rPr>
-            </w:pPr>
-            <w:proofErr w:type="spellStart"/>
-            <w:r>
-              <w:rPr>
-                <w:rFonts w:ascii="Times New Roman" w:hAnsi="Times New Roman" w:cs="Times New Roman"/>
-                <w:sz w:val="24"/>
-                <w:szCs w:val="24"/>
-              </w:rPr>
-              <w:t>type_name</w:t>
-            </w:r>
-            <w:proofErr w:type="spellEnd"/>
-          </w:p>
-        </w:tc>
-        <w:tc>
-          <w:tcPr>
-            <w:tcW w:w="0" w:type="auto"/>
-            <w:shd w:val="clear" w:color="auto" w:fill="D9E2F3" w:themeFill="accent1" w:themeFillTint="33"/>
-          </w:tcPr>
-          <w:p>
-            <w:pPr>
-              <w:rPr>
-                <w:rFonts w:ascii="Times New Roman" w:hAnsi="Times New Roman" w:cs="Times New Roman"/>
-                <w:sz w:val="24"/>
-                <w:szCs w:val="24"/>
-                <w:lang w:val="ru-RU"/>
-              </w:rPr>
-            </w:pPr>
-            <w:proofErr w:type="spellStart"/>
-            <w:r>
-              <w:rPr>
-                <w:rFonts w:ascii="Times New Roman" w:hAnsi="Times New Roman" w:cs="Times New Roman"/>
-                <w:sz w:val="24"/>
-                <w:szCs w:val="24"/>
-              </w:rPr>
-              <w:t>Название</w:t>
-            </w:r>
-            <w:proofErr w:type="spellEnd"/>
-            <w:r>
-              <w:rPr>
-                <w:rFonts w:ascii="Times New Roman" w:hAnsi="Times New Roman" w:cs="Times New Roman"/>
-                <w:sz w:val="24"/>
-                <w:szCs w:val="24"/>
-              </w:rPr>
-              <w:t xml:space="preserve"> </w:t>
-            </w:r>
-            <w:proofErr w:type="spellStart"/>
-            <w:r>
-              <w:rPr>
-                <w:rFonts w:ascii="Times New Roman" w:hAnsi="Times New Roman" w:cs="Times New Roman"/>
-                <w:sz w:val="24"/>
-                <w:szCs w:val="24"/>
-              </w:rPr>
-              <w:t>типа</w:t>
-            </w:r>
-            <w:proofErr w:type="spellEnd"/>
-            <w:r>
-              <w:rPr>
-                <w:rFonts w:ascii="Times New Roman" w:hAnsi="Times New Roman" w:cs="Times New Roman"/>
-                <w:sz w:val="24"/>
-                <w:szCs w:val="24"/>
-                <w:lang w:val="ru-RU"/>
-              </w:rPr>
-              <w:t xml:space="preserve"> абонемента</w:t>
-            </w:r>
-          </w:p>
-        </w:tc>
-      </w:tr>
-      <w:tr>
-        <w:tc>
-          <w:tcPr>
-            <w:tcW w:w="0" w:type="auto"/>
-            <w:shd w:val="clear" w:color="auto" w:fill="D9E2F3" w:themeFill="accent1" w:themeFillTint="33"/>
-          </w:tcPr>
-          <w:p>
-            <w:pPr>
-              <w:rPr>
-                <w:rFonts w:ascii="Times New Roman" w:hAnsi="Times New Roman" w:cs="Times New Roman"/>
-                <w:sz w:val="24"/>
-                <w:szCs w:val="24"/>
-              </w:rPr>
-            </w:pPr>
-            <w:r>
-              <w:rPr>
-                <w:rFonts w:ascii="Times New Roman" w:hAnsi="Times New Roman" w:cs="Times New Roman"/>
-                <w:sz w:val="24"/>
-                <w:szCs w:val="24"/>
-              </w:rPr>
-              <w:t>description</w:t>
-            </w:r>
-          </w:p>
-        </w:tc>
-        <w:tc>
-          <w:tcPr>
-            <w:tcW w:w="0" w:type="auto"/>
-            <w:shd w:val="clear" w:color="auto" w:fill="D9E2F3" w:themeFill="accent1" w:themeFillTint="33"/>
-          </w:tcPr>
-          <w:p>
-            <w:pPr>
-              <w:rPr>
-                <w:rFonts w:ascii="Times New Roman" w:hAnsi="Times New Roman" w:cs="Times New Roman"/>
-                <w:sz w:val="24"/>
-                <w:szCs w:val="24"/>
-              </w:rPr>
-            </w:pPr>
-            <w:proofErr w:type="spellStart"/>
-            <w:r>
-              <w:rPr>
-                <w:rFonts w:ascii="Times New Roman" w:hAnsi="Times New Roman" w:cs="Times New Roman"/>
-                <w:sz w:val="24"/>
-                <w:szCs w:val="24"/>
-              </w:rPr>
-              <w:t>Описание</w:t>
-            </w:r>
-            <w:proofErr w:type="spellEnd"/>
-          </w:p>
-        </w:tc>
-      </w:tr>
-    </w:tbl>
-    <w:p>
-      <w:pPr>
-        <w:rPr>
-          <w:rFonts w:ascii="Times New Roman" w:hAnsi="Times New Roman" w:cs="Times New Roman"/>
-          <w:sz w:val="24"/>
-          <w:szCs w:val="24"/>
-        </w:rPr>
-      </w:pPr>
-    </w:p>
-    <w:p>
-      <w:pPr>
-        <w:rPr>
-          <w:rFonts w:ascii="Times New Roman" w:hAnsi="Times New Roman" w:cs="Times New Roman"/>
-          <w:sz w:val="24"/>
-          <w:szCs w:val="24"/>
-        </w:rPr>
-      </w:pPr>
-    </w:p>
-    <w:p>
-      <w:pPr>
-        <w:rPr>
-          <w:rFonts w:ascii="Times New Roman" w:hAnsi="Times New Roman" w:cs="Times New Roman"/>
-          <w:sz w:val="24"/>
-          <w:szCs w:val="24"/>
-        </w:rPr>
-      </w:pPr>
-    </w:p>
-    <w:p>
-      <w:pPr>
-        <w:rPr>
-          <w:rFonts w:ascii="Times New Roman" w:hAnsi="Times New Roman" w:cs="Times New Roman"/>
-          <w:sz w:val="24"/>
-          <w:szCs w:val="24"/>
-        </w:rPr>
-      </w:pPr>
-    </w:p>
-    <w:p>
-      <w:pPr>
-        <w:pStyle w:val="a3"/>
-        <w:ind w:left="502"/>
-        <w:rPr>
-          <w:rFonts w:ascii="Times New Roman" w:hAnsi="Times New Roman" w:cs="Times New Roman"/>
-          <w:b/>
-          <w:bCs/>
-          <w:sz w:val="24"/>
-          <w:szCs w:val="24"/>
-        </w:rPr>
-      </w:pPr>
-      <w:proofErr w:type="spellStart"/>
-      <w:r>
-        <w:rPr>
-          <w:rFonts w:ascii="Times New Roman" w:hAnsi="Times New Roman" w:cs="Times New Roman"/>
-          <w:b/>
-          <w:bCs/>
-          <w:sz w:val="24"/>
-          <w:szCs w:val="24"/>
-        </w:rPr>
-        <w:t>Выбор</w:t>
-      </w:r>
-      <w:proofErr w:type="spellEnd"/>
-      <w:r>
-        <w:rPr>
-          <w:rFonts w:ascii="Times New Roman" w:hAnsi="Times New Roman" w:cs="Times New Roman"/>
-          <w:b/>
-          <w:bCs/>
-          <w:sz w:val="24"/>
-          <w:szCs w:val="24"/>
-        </w:rPr>
-        <w:t xml:space="preserve"> </w:t>
-      </w:r>
-      <w:proofErr w:type="spellStart"/>
-      <w:r>
-        <w:rPr>
-          <w:rFonts w:ascii="Times New Roman" w:hAnsi="Times New Roman" w:cs="Times New Roman"/>
-          <w:b/>
-          <w:bCs/>
-          <w:sz w:val="24"/>
-          <w:szCs w:val="24"/>
-        </w:rPr>
-        <w:t>схемы</w:t>
-      </w:r>
-      <w:proofErr w:type="spellEnd"/>
-      <w:r>
-        <w:rPr>
-          <w:rFonts w:ascii="Times New Roman" w:hAnsi="Times New Roman" w:cs="Times New Roman"/>
-          <w:b/>
-          <w:bCs/>
-          <w:sz w:val="24"/>
-          <w:szCs w:val="24"/>
-        </w:rPr>
-        <w:t>: Star Schema</w:t>
-      </w:r>
-    </w:p>
-    <w:p>
-      <w:pPr>
-        <w:rPr>
-          <w:rFonts w:ascii="Times New Roman" w:hAnsi="Times New Roman" w:cs="Times New Roman"/>
           <w:sz w:val="24"/>
           <w:szCs w:val="24"/>
           <w:lang w:val="ru-RU"/>
@@ -3868,43 +4744,7 @@
           <w:szCs w:val="24"/>
           <w:lang w:val="ru-RU"/>
         </w:rPr>
-        <w:t xml:space="preserve"> </w:t>
-      </w:r>
-      <w:r>
-        <w:rPr>
-          <w:rFonts w:ascii="Times New Roman" w:hAnsi="Times New Roman" w:cs="Times New Roman"/>
-          <w:sz w:val="24"/>
-          <w:szCs w:val="24"/>
-          <w:lang w:val="ru-RU"/>
-        </w:rPr>
-        <w:t>“</w:t>
-      </w:r>
-      <w:r>
-        <w:rPr>
-          <w:rFonts w:ascii="Times New Roman" w:hAnsi="Times New Roman" w:cs="Times New Roman"/>
-          <w:sz w:val="24"/>
-          <w:szCs w:val="24"/>
-          <w:lang w:val="ru-RU"/>
-        </w:rPr>
-        <w:t>Звезда</w:t>
-      </w:r>
-      <w:r>
-        <w:rPr>
-          <w:rFonts w:ascii="Times New Roman" w:hAnsi="Times New Roman" w:cs="Times New Roman"/>
-          <w:sz w:val="24"/>
-          <w:szCs w:val="24"/>
-          <w:lang w:val="ru-RU"/>
-        </w:rPr>
-        <w:t>”</w:t>
-      </w:r>
-      <w:r>
-        <w:rPr>
-          <w:rFonts w:ascii="Times New Roman" w:hAnsi="Times New Roman" w:cs="Times New Roman"/>
-          <w:sz w:val="24"/>
-          <w:szCs w:val="24"/>
-          <w:lang w:val="ru-RU"/>
-        </w:rPr>
-        <w:t xml:space="preserve">  по следующим причинам:</w:t>
+        <w:t xml:space="preserve"> “Звезда”  по следующим причинам:</w:t>
       </w:r>
     </w:p>
     <w:p>
@@ -4002,6 +4842,7 @@
           <w:szCs w:val="24"/>
           <w:lang w:val="ru-RU"/>
         </w:rPr>
+        <w:lastRenderedPageBreak/>
         <w:t>Модель легко расширять новыми измерениями и метриками</w:t>
       </w:r>
       <w:r>
@@ -4022,6 +4863,7 @@
           <w:rFonts w:ascii="Times New Roman" w:hAnsi="Times New Roman" w:cs="Times New Roman"/>
           <w:sz w:val="24"/>
           <w:szCs w:val="24"/>
+          <w:lang w:val="ru-RU"/>
         </w:rPr>
       </w:pPr>
     </w:p>
